--- a/L_000-0X26_D_00XXXXX-XX_CF-PHB_ENVOLVIDO_CR_MAC_CP.docx
+++ b/L_000-0X26_D_00XXXXX-XX_CF-PHB_ENVOLVIDO_CR_MAC_CP.docx
@@ -8348,7 +8348,7 @@
                 <w:sz w:val="20"/>
                 <w:szCs w:val="20"/>
               </w:rPr>
-              <w:t>[DESTINO]</w:t>
+              <w:t>ETAPA</w:t>
             </w:r>
           </w:p>
         </w:tc>

--- a/L_000-0X26_D_00XXXXX-XX_CF-PHB_ENVOLVIDO_CR_MAC_CP.docx
+++ b/L_000-0X26_D_00XXXXX-XX_CF-PHB_ENVOLVIDO_CR_MAC_CP.docx
@@ -123,7 +123,7 @@
           <w:sz w:val="24"/>
           <w:szCs w:val="24"/>
         </w:rPr>
-        <w:t>27</w:t>
+        <w:t>[TOTAL]</w:t>
       </w:r>
       <w:r>
         <w:rPr>
@@ -10112,7 +10112,7 @@
           <w:sz w:val="20"/>
           <w:szCs w:val="20"/>
         </w:rPr>
-        <w:t>PERITO CRIMINAL — Mat. 218915-1</w:t>
+        <w:t>PERITO CRIMINAL — Matrícula: 218915-1</w:t>
       </w:r>
     </w:p>
     <w:p>

--- a/L_000-0X26_D_00XXXXX-XX_CF-PHB_ENVOLVIDO_CR_MAC_CP.docx
+++ b/L_000-0X26_D_00XXXXX-XX_CF-PHB_ENVOLVIDO_CR_MAC_CP.docx
@@ -123,7 +123,7 @@
           <w:sz w:val="24"/>
           <w:szCs w:val="24"/>
         </w:rPr>
-        <w:t>[TOTAL]</w:t>
+        <w:t>[DD]</w:t>
       </w:r>
       <w:r>
         <w:rPr>
@@ -159,7 +159,7 @@
           <w:sz w:val="24"/>
           <w:szCs w:val="24"/>
         </w:rPr>
-        <w:t>2026</w:t>
+        <w:t>[ANO]</w:t>
       </w:r>
       <w:r>
         <w:rPr>
@@ -185,7 +185,7 @@
           <w:sz w:val="24"/>
           <w:szCs w:val="24"/>
         </w:rPr>
-        <w:t xml:space="preserve">, vinculado ao </w:t>
+        <w:t xml:space="preserve">, vinculado ao DEPARTAMENTO DE POLÍCIA CIENTÍFICA da POLÍCIA CIVIL DO ESTADO DO PIAUÍ, recebeu a requisição nº. </w:t>
       </w:r>
       <w:r>
         <w:rPr>
@@ -195,15 +195,15 @@
           <w:sz w:val="24"/>
           <w:szCs w:val="24"/>
         </w:rPr>
-        <w:t>DEPARTAMENTO DE POLÍCIA CIENTÍFICA</w:t>
-      </w:r>
-      <w:r>
-        <w:rPr>
-          <w:rFonts w:ascii="Times New Roman" w:hAnsi="Times New Roman" w:cs="Times New Roman"/>
-          <w:sz w:val="24"/>
-          <w:szCs w:val="24"/>
-        </w:rPr>
-        <w:t xml:space="preserve"> da </w:t>
+        <w:t>[REQUISIÇÃO]</w:t>
+      </w:r>
+      <w:r>
+        <w:rPr>
+          <w:rFonts w:ascii="Times New Roman" w:hAnsi="Times New Roman" w:cs="Times New Roman"/>
+          <w:sz w:val="24"/>
+          <w:szCs w:val="24"/>
+        </w:rPr>
+        <w:t xml:space="preserve">, datada de </w:t>
       </w:r>
       <w:r>
         <w:rPr>
@@ -213,15 +213,15 @@
           <w:sz w:val="24"/>
           <w:szCs w:val="24"/>
         </w:rPr>
-        <w:t>POLÍCIA CIVIL DO ESTADO DO PIAUÍ</w:t>
-      </w:r>
-      <w:r>
-        <w:rPr>
-          <w:rFonts w:ascii="Times New Roman" w:hAnsi="Times New Roman" w:cs="Times New Roman"/>
-          <w:sz w:val="24"/>
-          <w:szCs w:val="24"/>
-        </w:rPr>
-        <w:t xml:space="preserve">, recebeu a requisição nº. </w:t>
+        <w:t>[DD]</w:t>
+      </w:r>
+      <w:r>
+        <w:rPr>
+          <w:rFonts w:ascii="Times New Roman" w:hAnsi="Times New Roman" w:cs="Times New Roman"/>
+          <w:sz w:val="24"/>
+          <w:szCs w:val="24"/>
+        </w:rPr>
+        <w:t xml:space="preserve"> de </w:t>
       </w:r>
       <w:r>
         <w:rPr>
@@ -231,15 +231,15 @@
           <w:sz w:val="24"/>
           <w:szCs w:val="24"/>
         </w:rPr>
-        <w:t>[REQUISIÇÃO]</w:t>
-      </w:r>
-      <w:r>
-        <w:rPr>
-          <w:rFonts w:ascii="Times New Roman" w:hAnsi="Times New Roman" w:cs="Times New Roman"/>
-          <w:sz w:val="24"/>
-          <w:szCs w:val="24"/>
-        </w:rPr>
-        <w:t xml:space="preserve">, datada de </w:t>
+        <w:t>[MÊS]</w:t>
+      </w:r>
+      <w:r>
+        <w:rPr>
+          <w:rFonts w:ascii="Times New Roman" w:hAnsi="Times New Roman" w:cs="Times New Roman"/>
+          <w:sz w:val="24"/>
+          <w:szCs w:val="24"/>
+        </w:rPr>
+        <w:t xml:space="preserve"> de </w:t>
       </w:r>
       <w:r>
         <w:rPr>
@@ -249,15 +249,15 @@
           <w:sz w:val="24"/>
           <w:szCs w:val="24"/>
         </w:rPr>
-        <w:t>23</w:t>
-      </w:r>
-      <w:r>
-        <w:rPr>
-          <w:rFonts w:ascii="Times New Roman" w:hAnsi="Times New Roman" w:cs="Times New Roman"/>
-          <w:sz w:val="24"/>
-          <w:szCs w:val="24"/>
-        </w:rPr>
-        <w:t xml:space="preserve"> de </w:t>
+        <w:t>[ANO]</w:t>
+      </w:r>
+      <w:r>
+        <w:rPr>
+          <w:rFonts w:ascii="Times New Roman" w:hAnsi="Times New Roman" w:cs="Times New Roman"/>
+          <w:sz w:val="24"/>
+          <w:szCs w:val="24"/>
+        </w:rPr>
+        <w:t xml:space="preserve">, emitida pela </w:t>
       </w:r>
       <w:r>
         <w:rPr>
@@ -267,15 +267,15 @@
           <w:sz w:val="24"/>
           <w:szCs w:val="24"/>
         </w:rPr>
-        <w:t>[MÊS]</w:t>
-      </w:r>
-      <w:r>
-        <w:rPr>
-          <w:rFonts w:ascii="Times New Roman" w:hAnsi="Times New Roman" w:cs="Times New Roman"/>
-          <w:sz w:val="24"/>
-          <w:szCs w:val="24"/>
-        </w:rPr>
-        <w:t xml:space="preserve"> de </w:t>
+        <w:t>[EMISSOR]</w:t>
+      </w:r>
+      <w:r>
+        <w:rPr>
+          <w:rFonts w:ascii="Times New Roman" w:hAnsi="Times New Roman" w:cs="Times New Roman"/>
+          <w:sz w:val="24"/>
+          <w:szCs w:val="24"/>
+        </w:rPr>
+        <w:t xml:space="preserve">, solicitando a realização de </w:t>
       </w:r>
       <w:r>
         <w:rPr>
@@ -285,15 +285,15 @@
           <w:sz w:val="24"/>
           <w:szCs w:val="24"/>
         </w:rPr>
-        <w:t>2026</w:t>
-      </w:r>
-      <w:r>
-        <w:rPr>
-          <w:rFonts w:ascii="Times New Roman" w:hAnsi="Times New Roman" w:cs="Times New Roman"/>
-          <w:sz w:val="24"/>
-          <w:szCs w:val="24"/>
-        </w:rPr>
-        <w:t xml:space="preserve">, emitida pela </w:t>
+        <w:t>EXAME DE IDENTIFICAÇÃO DE SUBSTÂNCIA</w:t>
+      </w:r>
+      <w:r>
+        <w:rPr>
+          <w:rFonts w:ascii="Times New Roman" w:hAnsi="Times New Roman" w:cs="Times New Roman"/>
+          <w:sz w:val="24"/>
+          <w:szCs w:val="24"/>
+        </w:rPr>
+        <w:t xml:space="preserve"> relacionada ao </w:t>
       </w:r>
       <w:r>
         <w:rPr>
@@ -303,15 +303,15 @@
           <w:sz w:val="24"/>
           <w:szCs w:val="24"/>
         </w:rPr>
-        <w:t>[EMISSOR]</w:t>
-      </w:r>
-      <w:r>
-        <w:rPr>
-          <w:rFonts w:ascii="Times New Roman" w:hAnsi="Times New Roman" w:cs="Times New Roman"/>
-          <w:sz w:val="24"/>
-          <w:szCs w:val="24"/>
-        </w:rPr>
-        <w:t xml:space="preserve">, solicitando a realização de </w:t>
+        <w:t>BO</w:t>
+      </w:r>
+      <w:r>
+        <w:rPr>
+          <w:rFonts w:ascii="Times New Roman" w:hAnsi="Times New Roman" w:cs="Times New Roman"/>
+          <w:sz w:val="24"/>
+          <w:szCs w:val="24"/>
+        </w:rPr>
+        <w:t xml:space="preserve"> </w:t>
       </w:r>
       <w:r>
         <w:rPr>
@@ -321,15 +321,39 @@
           <w:sz w:val="24"/>
           <w:szCs w:val="24"/>
         </w:rPr>
-        <w:t>EXAME DE IDENTIFICAÇÃO DE SUBSTÂNCIA</w:t>
-      </w:r>
-      <w:r>
-        <w:rPr>
-          <w:rFonts w:ascii="Times New Roman" w:hAnsi="Times New Roman" w:cs="Times New Roman"/>
-          <w:sz w:val="24"/>
-          <w:szCs w:val="24"/>
-        </w:rPr>
-        <w:t xml:space="preserve"> relacionada ao BO </w:t>
+        <w:t>[BO]</w:t>
+      </w:r>
+      <w:r>
+        <w:rPr>
+          <w:rFonts w:ascii="Times New Roman" w:hAnsi="Times New Roman" w:cs="Times New Roman"/>
+          <w:sz w:val="24"/>
+          <w:szCs w:val="24"/>
+        </w:rPr>
+        <w:t>.</w:t>
+      </w:r>
+    </w:p>
+    <w:p>
+      <w:pPr>
+        <w:pStyle w:val="SemEspaamento"/>
+      </w:pPr>
+    </w:p>
+    <w:p>
+      <w:pPr>
+        <w:spacing w:before="80" w:after="80"/>
+        <w:jc w:val="both"/>
+        <w:rPr>
+          <w:rFonts w:ascii="Times New Roman" w:hAnsi="Times New Roman" w:cs="Times New Roman"/>
+          <w:sz w:val="24"/>
+          <w:szCs w:val="24"/>
+        </w:rPr>
+      </w:pPr>
+      <w:r>
+        <w:rPr>
+          <w:rFonts w:ascii="Times New Roman" w:hAnsi="Times New Roman" w:cs="Times New Roman"/>
+          <w:sz w:val="24"/>
+          <w:szCs w:val="24"/>
+        </w:rPr>
+        <w:t xml:space="preserve">A demanda foi encaminhada ao Setor de Química Forense, sendo designado o Perito Criminal </w:t>
       </w:r>
       <w:r>
         <w:rPr>
@@ -339,21 +363,148 @@
           <w:sz w:val="24"/>
           <w:szCs w:val="24"/>
         </w:rPr>
-        <w:t>[BO]</w:t>
-      </w:r>
-      <w:r>
-        <w:rPr>
-          <w:rFonts w:ascii="Times New Roman" w:hAnsi="Times New Roman" w:cs="Times New Roman"/>
-          <w:sz w:val="24"/>
-          <w:szCs w:val="24"/>
-        </w:rPr>
-        <w:t>.</w:t>
+        <w:t>FAUSTO RODRIGO PINTO DE VASCONCELOS</w:t>
+      </w:r>
+      <w:r>
+        <w:rPr>
+          <w:rFonts w:ascii="Times New Roman" w:hAnsi="Times New Roman" w:cs="Times New Roman"/>
+          <w:sz w:val="24"/>
+          <w:szCs w:val="24"/>
+        </w:rPr>
+        <w:t xml:space="preserve"> para execução do exame definitivo. Cumprindo o disposto na requisição, o perito relata com veracidade os procedimentos realizados com o objetivo de realizar identificação qualitativa de substâncias apreendidas, com determinação da natureza química de possível material entorpecente, mediante aplicação de metodologia analítica recomendada para substâncias controladas em conformidade com as diretrizes do </w:t>
+      </w:r>
+      <w:r>
+        <w:rPr>
+          <w:rFonts w:ascii="Times New Roman" w:hAnsi="Times New Roman" w:cs="Times New Roman"/>
+          <w:i/>
+          <w:iCs/>
+          <w:sz w:val="24"/>
+          <w:szCs w:val="24"/>
+        </w:rPr>
+        <w:t>Scientific Working Group for the Analysis of Seized Drugs</w:t>
+      </w:r>
+      <w:r>
+        <w:rPr>
+          <w:rFonts w:ascii="Times New Roman" w:hAnsi="Times New Roman" w:cs="Times New Roman"/>
+          <w:sz w:val="24"/>
+          <w:szCs w:val="24"/>
+        </w:rPr>
+        <w:t xml:space="preserve"> (SWGDRUG Rev. 8.1, 2022) e dos Procedimentos Operacionais Padrão da SENASP/MJ nº 9.09 (2024).</w:t>
+      </w:r>
+      <w:r>
+        <w:rPr>
+          <w:rStyle w:val="Refdenotaderodap"/>
+          <w:rFonts w:ascii="Times New Roman" w:hAnsi="Times New Roman" w:cs="Times New Roman"/>
+          <w:sz w:val="24"/>
+          <w:szCs w:val="24"/>
+        </w:rPr>
+        <w:footnoteReference w:id="1"/>
       </w:r>
     </w:p>
     <w:p>
       <w:pPr>
         <w:pStyle w:val="SemEspaamento"/>
       </w:pPr>
+    </w:p>
+    <w:p>
+      <w:pPr>
+        <w:jc w:val="both"/>
+        <w:rPr>
+          <w:rFonts w:ascii="Times New Roman" w:hAnsi="Times New Roman" w:cs="Times New Roman"/>
+          <w:sz w:val="24"/>
+          <w:szCs w:val="24"/>
+        </w:rPr>
+      </w:pPr>
+      <w:r>
+        <w:rPr>
+          <w:rFonts w:ascii="Times New Roman" w:hAnsi="Times New Roman" w:cs="Times New Roman"/>
+          <w:sz w:val="24"/>
+          <w:szCs w:val="24"/>
+        </w:rPr>
+        <w:t xml:space="preserve">O material submetido à análise foi apreendido no contexto do procedimento policial envolvendo </w:t>
+      </w:r>
+      <w:r>
+        <w:rPr>
+          <w:rFonts w:ascii="Times New Roman" w:hAnsi="Times New Roman" w:cs="Times New Roman"/>
+          <w:b/>
+          <w:bCs/>
+          <w:sz w:val="24"/>
+          <w:szCs w:val="24"/>
+        </w:rPr>
+        <w:t>[ENVOLVIDO — CPF]</w:t>
+      </w:r>
+      <w:r>
+        <w:rPr>
+          <w:rFonts w:ascii="Times New Roman" w:hAnsi="Times New Roman" w:cs="Times New Roman"/>
+          <w:sz w:val="24"/>
+          <w:szCs w:val="24"/>
+        </w:rPr>
+        <w:t xml:space="preserve">, conforme consta na requisição. Os resultados serão encaminhados à </w:t>
+      </w:r>
+      <w:r>
+        <w:rPr>
+          <w:rFonts w:ascii="Times New Roman" w:hAnsi="Times New Roman" w:cs="Times New Roman"/>
+          <w:b/>
+          <w:bCs/>
+          <w:sz w:val="24"/>
+          <w:szCs w:val="24"/>
+        </w:rPr>
+        <w:t>[DESTINO]</w:t>
+      </w:r>
+      <w:r>
+        <w:rPr>
+          <w:rFonts w:ascii="Times New Roman" w:hAnsi="Times New Roman" w:cs="Times New Roman"/>
+          <w:sz w:val="24"/>
+          <w:szCs w:val="24"/>
+        </w:rPr>
+        <w:t xml:space="preserve"> para os devidos fins. </w:t>
+      </w:r>
+      <w:r>
+        <w:rPr>
+          <w:rFonts w:ascii="Times New Roman" w:eastAsia="Times New Roman" w:hAnsi="Times New Roman" w:cs="Times New Roman"/>
+          <w:sz w:val="24"/>
+          <w:szCs w:val="24"/>
+        </w:rPr>
+        <w:t xml:space="preserve">Os exames foram conduzidos, preferencialmente, seguindo a ordem cronológica das demandas do setor. </w:t>
+      </w:r>
+    </w:p>
+    <w:p>
+      <w:pPr>
+        <w:pStyle w:val="SemEspaamento"/>
+      </w:pPr>
+    </w:p>
+    <w:p>
+      <w:pPr>
+        <w:pStyle w:val="Ttulo1"/>
+        <w:rPr>
+          <w:rFonts w:ascii="Times New Roman" w:hAnsi="Times New Roman" w:cs="Times New Roman"/>
+        </w:rPr>
+      </w:pPr>
+      <w:r>
+        <w:rPr>
+          <w:rFonts w:ascii="Times New Roman" w:hAnsi="Times New Roman" w:cs="Times New Roman"/>
+        </w:rPr>
+        <w:t>1.   MATERIAL APREENDIDO</w:t>
+      </w:r>
+    </w:p>
+    <w:p>
+      <w:pPr>
+        <w:pStyle w:val="Ttulo2"/>
+        <w:spacing w:before="120"/>
+        <w:rPr>
+          <w:rFonts w:ascii="Times New Roman" w:hAnsi="Times New Roman" w:cs="Times New Roman"/>
+          <w:sz w:val="24"/>
+          <w:szCs w:val="24"/>
+        </w:rPr>
+      </w:pPr>
+      <w:r>
+        <w:rPr>
+          <w:rFonts w:ascii="Times New Roman" w:hAnsi="Times New Roman" w:cs="Times New Roman"/>
+          <w:sz w:val="24"/>
+          <w:szCs w:val="24"/>
+        </w:rPr>
+        <w:t>1.1.   Cadeia de Custódia, Identificação e Descrição do Material</w:t>
+      </w:r>
     </w:p>
     <w:p>
       <w:pPr>
@@ -371,7 +522,7 @@
           <w:sz w:val="24"/>
           <w:szCs w:val="24"/>
         </w:rPr>
-        <w:t xml:space="preserve">A demanda foi encaminhada ao Setor de Química Forense, sendo designado o Perito Criminal </w:t>
+        <w:t xml:space="preserve">O material apreendido, proveniente da unidade policial, adentrou nesta unidade pericial acondicionado no Envelope de Vestígios/Lacre nº. </w:t>
       </w:r>
       <w:r>
         <w:rPr>
@@ -381,221 +532,15 @@
           <w:sz w:val="24"/>
           <w:szCs w:val="24"/>
         </w:rPr>
-        <w:t>FAUSTO RODRIGO PINTO DE VASCONCELOS</w:t>
-      </w:r>
-      <w:r>
-        <w:rPr>
-          <w:rFonts w:ascii="Times New Roman" w:hAnsi="Times New Roman" w:cs="Times New Roman"/>
-          <w:sz w:val="24"/>
-          <w:szCs w:val="24"/>
-        </w:rPr>
-        <w:t xml:space="preserve"> para execução do exame definitivo. Cumprindo o disposto na requisição, o perito relata com veracidade os procedimentos realizados com o objetivo de realizar identificação qualitativa de substâncias apreendidas, com determinação da natureza química de possível material entorpecente, mediante aplicação de metodologia analítica recomendada para substâncias controladas em conformidade com as diretrizes do </w:t>
-      </w:r>
-      <w:proofErr w:type="spellStart"/>
-      <w:r>
-        <w:rPr>
-          <w:rFonts w:ascii="Times New Roman" w:hAnsi="Times New Roman" w:cs="Times New Roman"/>
-          <w:i/>
-          <w:iCs/>
-          <w:sz w:val="24"/>
-          <w:szCs w:val="24"/>
-        </w:rPr>
-        <w:t>Scientific</w:t>
-      </w:r>
-      <w:proofErr w:type="spellEnd"/>
-      <w:r>
-        <w:rPr>
-          <w:rFonts w:ascii="Times New Roman" w:hAnsi="Times New Roman" w:cs="Times New Roman"/>
-          <w:i/>
-          <w:iCs/>
-          <w:sz w:val="24"/>
-          <w:szCs w:val="24"/>
-        </w:rPr>
-        <w:t xml:space="preserve"> </w:t>
-      </w:r>
-      <w:proofErr w:type="spellStart"/>
-      <w:r>
-        <w:rPr>
-          <w:rFonts w:ascii="Times New Roman" w:hAnsi="Times New Roman" w:cs="Times New Roman"/>
-          <w:i/>
-          <w:iCs/>
-          <w:sz w:val="24"/>
-          <w:szCs w:val="24"/>
-        </w:rPr>
-        <w:t>Working</w:t>
-      </w:r>
-      <w:proofErr w:type="spellEnd"/>
-      <w:r>
-        <w:rPr>
-          <w:rFonts w:ascii="Times New Roman" w:hAnsi="Times New Roman" w:cs="Times New Roman"/>
-          <w:i/>
-          <w:iCs/>
-          <w:sz w:val="24"/>
-          <w:szCs w:val="24"/>
-        </w:rPr>
-        <w:t xml:space="preserve"> </w:t>
-      </w:r>
-      <w:proofErr w:type="spellStart"/>
-      <w:r>
-        <w:rPr>
-          <w:rFonts w:ascii="Times New Roman" w:hAnsi="Times New Roman" w:cs="Times New Roman"/>
-          <w:i/>
-          <w:iCs/>
-          <w:sz w:val="24"/>
-          <w:szCs w:val="24"/>
-        </w:rPr>
-        <w:t>Group</w:t>
-      </w:r>
-      <w:proofErr w:type="spellEnd"/>
-      <w:r>
-        <w:rPr>
-          <w:rFonts w:ascii="Times New Roman" w:hAnsi="Times New Roman" w:cs="Times New Roman"/>
-          <w:i/>
-          <w:iCs/>
-          <w:sz w:val="24"/>
-          <w:szCs w:val="24"/>
-        </w:rPr>
-        <w:t xml:space="preserve"> for </w:t>
-      </w:r>
-      <w:proofErr w:type="spellStart"/>
-      <w:r>
-        <w:rPr>
-          <w:rFonts w:ascii="Times New Roman" w:hAnsi="Times New Roman" w:cs="Times New Roman"/>
-          <w:i/>
-          <w:iCs/>
-          <w:sz w:val="24"/>
-          <w:szCs w:val="24"/>
-        </w:rPr>
-        <w:t>the</w:t>
-      </w:r>
-      <w:proofErr w:type="spellEnd"/>
-      <w:r>
-        <w:rPr>
-          <w:rFonts w:ascii="Times New Roman" w:hAnsi="Times New Roman" w:cs="Times New Roman"/>
-          <w:i/>
-          <w:iCs/>
-          <w:sz w:val="24"/>
-          <w:szCs w:val="24"/>
-        </w:rPr>
-        <w:t xml:space="preserve"> </w:t>
-      </w:r>
-      <w:proofErr w:type="spellStart"/>
-      <w:r>
-        <w:rPr>
-          <w:rFonts w:ascii="Times New Roman" w:hAnsi="Times New Roman" w:cs="Times New Roman"/>
-          <w:i/>
-          <w:iCs/>
-          <w:sz w:val="24"/>
-          <w:szCs w:val="24"/>
-        </w:rPr>
-        <w:t>Analysis</w:t>
-      </w:r>
-      <w:proofErr w:type="spellEnd"/>
-      <w:r>
-        <w:rPr>
-          <w:rFonts w:ascii="Times New Roman" w:hAnsi="Times New Roman" w:cs="Times New Roman"/>
-          <w:i/>
-          <w:iCs/>
-          <w:sz w:val="24"/>
-          <w:szCs w:val="24"/>
-        </w:rPr>
-        <w:t xml:space="preserve"> </w:t>
-      </w:r>
-      <w:proofErr w:type="spellStart"/>
-      <w:r>
-        <w:rPr>
-          <w:rFonts w:ascii="Times New Roman" w:hAnsi="Times New Roman" w:cs="Times New Roman"/>
-          <w:i/>
-          <w:iCs/>
-          <w:sz w:val="24"/>
-          <w:szCs w:val="24"/>
-        </w:rPr>
-        <w:t>of</w:t>
-      </w:r>
-      <w:proofErr w:type="spellEnd"/>
-      <w:r>
-        <w:rPr>
-          <w:rFonts w:ascii="Times New Roman" w:hAnsi="Times New Roman" w:cs="Times New Roman"/>
-          <w:i/>
-          <w:iCs/>
-          <w:sz w:val="24"/>
-          <w:szCs w:val="24"/>
-        </w:rPr>
-        <w:t xml:space="preserve"> </w:t>
-      </w:r>
-      <w:proofErr w:type="spellStart"/>
-      <w:r>
-        <w:rPr>
-          <w:rFonts w:ascii="Times New Roman" w:hAnsi="Times New Roman" w:cs="Times New Roman"/>
-          <w:i/>
-          <w:iCs/>
-          <w:sz w:val="24"/>
-          <w:szCs w:val="24"/>
-        </w:rPr>
-        <w:t>Seized</w:t>
-      </w:r>
-      <w:proofErr w:type="spellEnd"/>
-      <w:r>
-        <w:rPr>
-          <w:rFonts w:ascii="Times New Roman" w:hAnsi="Times New Roman" w:cs="Times New Roman"/>
-          <w:i/>
-          <w:iCs/>
-          <w:sz w:val="24"/>
-          <w:szCs w:val="24"/>
-        </w:rPr>
-        <w:t xml:space="preserve"> </w:t>
-      </w:r>
-      <w:proofErr w:type="spellStart"/>
-      <w:r>
-        <w:rPr>
-          <w:rFonts w:ascii="Times New Roman" w:hAnsi="Times New Roman" w:cs="Times New Roman"/>
-          <w:i/>
-          <w:iCs/>
-          <w:sz w:val="24"/>
-          <w:szCs w:val="24"/>
-        </w:rPr>
-        <w:t>Drugs</w:t>
-      </w:r>
-      <w:proofErr w:type="spellEnd"/>
-      <w:r>
-        <w:rPr>
-          <w:rFonts w:ascii="Times New Roman" w:hAnsi="Times New Roman" w:cs="Times New Roman"/>
-          <w:sz w:val="24"/>
-          <w:szCs w:val="24"/>
-        </w:rPr>
-        <w:t xml:space="preserve"> (SWGDRUG Rev. 8.1, 2022) e dos Procedimentos Operacionais Padrão da SENASP/MJ nº 9.09 (2024).</w:t>
-      </w:r>
-      <w:r>
-        <w:rPr>
-          <w:rStyle w:val="Refdenotaderodap"/>
-          <w:rFonts w:ascii="Times New Roman" w:hAnsi="Times New Roman" w:cs="Times New Roman"/>
-          <w:sz w:val="24"/>
-          <w:szCs w:val="24"/>
-        </w:rPr>
-        <w:footnoteReference w:id="1"/>
-      </w:r>
-    </w:p>
-    <w:p>
-      <w:pPr>
-        <w:pStyle w:val="SemEspaamento"/>
-      </w:pPr>
-    </w:p>
-    <w:p>
-      <w:pPr>
-        <w:jc w:val="both"/>
-        <w:rPr>
-          <w:rFonts w:ascii="Times New Roman" w:hAnsi="Times New Roman" w:cs="Times New Roman"/>
-          <w:sz w:val="24"/>
-          <w:szCs w:val="24"/>
-        </w:rPr>
-      </w:pPr>
-      <w:r>
-        <w:rPr>
-          <w:rFonts w:ascii="Times New Roman" w:hAnsi="Times New Roman" w:cs="Times New Roman"/>
-          <w:sz w:val="24"/>
-          <w:szCs w:val="24"/>
-        </w:rPr>
-        <w:t xml:space="preserve">O material submetido à análise foi apreendido no contexto do procedimento policial envolvendo </w:t>
+        <w:t>[ENV_ENTRADA]</w:t>
+      </w:r>
+      <w:r>
+        <w:rPr>
+          <w:rFonts w:ascii="Times New Roman" w:hAnsi="Times New Roman" w:cs="Times New Roman"/>
+          <w:sz w:val="24"/>
+          <w:szCs w:val="24"/>
+        </w:rPr>
+        <w:t xml:space="preserve">, cadastrado no sistema AMPLO sob nº. </w:t>
       </w:r>
       <w:r>
         <w:rPr>
@@ -605,80 +550,24 @@
           <w:sz w:val="24"/>
           <w:szCs w:val="24"/>
         </w:rPr>
-        <w:t>[ENVOLVIDO] — CPF [CPF]</w:t>
-      </w:r>
-      <w:r>
-        <w:rPr>
-          <w:rFonts w:ascii="Times New Roman" w:hAnsi="Times New Roman" w:cs="Times New Roman"/>
-          <w:sz w:val="24"/>
-          <w:szCs w:val="24"/>
-        </w:rPr>
-        <w:t xml:space="preserve">, conforme consta na requisição. Os resultados serão encaminhados à </w:t>
-      </w:r>
-      <w:r>
-        <w:rPr>
-          <w:rFonts w:ascii="Times New Roman" w:hAnsi="Times New Roman" w:cs="Times New Roman"/>
-          <w:b/>
-          <w:bCs/>
-          <w:sz w:val="24"/>
-          <w:szCs w:val="24"/>
-        </w:rPr>
-        <w:t>[EMISSOR]</w:t>
-      </w:r>
-      <w:r>
-        <w:rPr>
-          <w:rFonts w:ascii="Times New Roman" w:hAnsi="Times New Roman" w:cs="Times New Roman"/>
-          <w:sz w:val="24"/>
-          <w:szCs w:val="24"/>
-        </w:rPr>
-        <w:t xml:space="preserve"> para os devidos fins. </w:t>
-      </w:r>
-      <w:r>
-        <w:rPr>
-          <w:rFonts w:ascii="Times New Roman" w:eastAsia="Times New Roman" w:hAnsi="Times New Roman" w:cs="Times New Roman"/>
-          <w:sz w:val="24"/>
-          <w:szCs w:val="24"/>
-        </w:rPr>
-        <w:t xml:space="preserve">Os exames foram conduzidos, preferencialmente, seguindo a ordem cronológica das demandas do setor. </w:t>
-      </w:r>
-    </w:p>
-    <w:p>
-      <w:pPr>
-        <w:pStyle w:val="SemEspaamento"/>
-      </w:pPr>
-    </w:p>
-    <w:p>
-      <w:pPr>
-        <w:pStyle w:val="Ttulo1"/>
-        <w:rPr>
-          <w:rFonts w:ascii="Times New Roman" w:hAnsi="Times New Roman" w:cs="Times New Roman"/>
-        </w:rPr>
-      </w:pPr>
-      <w:r>
-        <w:rPr>
-          <w:rFonts w:ascii="Times New Roman" w:hAnsi="Times New Roman" w:cs="Times New Roman"/>
-        </w:rPr>
-        <w:t>1.   MATERIAL APREENDIDO</w:t>
-      </w:r>
-    </w:p>
-    <w:p>
-      <w:pPr>
-        <w:pStyle w:val="Ttulo2"/>
-        <w:spacing w:before="120"/>
-        <w:rPr>
-          <w:rFonts w:ascii="Times New Roman" w:hAnsi="Times New Roman" w:cs="Times New Roman"/>
-          <w:sz w:val="24"/>
-          <w:szCs w:val="24"/>
-        </w:rPr>
-      </w:pPr>
-      <w:r>
-        <w:rPr>
-          <w:rFonts w:ascii="Times New Roman" w:hAnsi="Times New Roman" w:cs="Times New Roman"/>
-          <w:sz w:val="24"/>
-          <w:szCs w:val="24"/>
-        </w:rPr>
-        <w:t>1.1.   Cadeia de Custódia, Identificação e Descrição do Material</w:t>
-      </w:r>
+        <w:t>[AMPLO]</w:t>
+      </w:r>
+      <w:r>
+        <w:rPr>
+          <w:rFonts w:ascii="Times New Roman" w:hAnsi="Times New Roman" w:cs="Times New Roman"/>
+          <w:sz w:val="24"/>
+          <w:szCs w:val="24"/>
+        </w:rPr>
+        <w:t>. O referido material foi encaminhado diretamente ao Setor de Química Forense para realização do exame definitivo, sem submissão a exame preliminar prévio, em observância à cadeia de custódia da prova prevista nos arts. 158-A a 158-F do CPP (Lei 13.964/2019).</w:t>
+      </w:r>
+    </w:p>
+    <w:p>
+      <w:pPr>
+        <w:rPr>
+          <w:sz w:val="24"/>
+          <w:szCs w:val="24"/>
+        </w:rPr>
+      </w:pPr>
     </w:p>
     <w:p>
       <w:pPr>
@@ -696,139 +585,7 @@
           <w:sz w:val="24"/>
           <w:szCs w:val="24"/>
         </w:rPr>
-        <w:t xml:space="preserve">O material apreendido, proveniente da unidade policial, adentrou nesta unidade pericial acondicionado no Envelope de Vestígios/Lacre nº. </w:t>
-      </w:r>
-      <w:r>
-        <w:rPr>
-          <w:rFonts w:ascii="Times New Roman" w:hAnsi="Times New Roman" w:cs="Times New Roman"/>
-          <w:b/>
-          <w:bCs/>
-          <w:sz w:val="24"/>
-          <w:szCs w:val="24"/>
-        </w:rPr>
-        <w:t>[ENV_ENTRADA]</w:t>
-      </w:r>
-      <w:r>
-        <w:rPr>
-          <w:rFonts w:ascii="Times New Roman" w:hAnsi="Times New Roman" w:cs="Times New Roman"/>
-          <w:sz w:val="24"/>
-          <w:szCs w:val="24"/>
-        </w:rPr>
-        <w:t xml:space="preserve">, cadastrado no sistema AMPLO sob nº. </w:t>
-      </w:r>
-      <w:r>
-        <w:rPr>
-          <w:rFonts w:ascii="Times New Roman" w:hAnsi="Times New Roman" w:cs="Times New Roman"/>
-          <w:b/>
-          <w:bCs/>
-          <w:sz w:val="24"/>
-          <w:szCs w:val="24"/>
-        </w:rPr>
-        <w:t>[AMPLO]</w:t>
-      </w:r>
-      <w:r>
-        <w:rPr>
-          <w:rFonts w:ascii="Times New Roman" w:hAnsi="Times New Roman" w:cs="Times New Roman"/>
-          <w:sz w:val="24"/>
-          <w:szCs w:val="24"/>
-        </w:rPr>
-        <w:t xml:space="preserve">. </w:t>
-      </w:r>
-      <w:r>
-        <w:rPr>
-          <w:rFonts w:ascii="Times New Roman" w:hAnsi="Times New Roman" w:cs="Times New Roman"/>
-          <w:sz w:val="24"/>
-          <w:szCs w:val="24"/>
-        </w:rPr>
-        <w:t xml:space="preserve">Foi submetido a exame preliminar no núcleo pericial pelo Perito Criminal plantonista, referente à Demanda nº. </w:t>
-      </w:r>
-      <w:r>
-        <w:rPr>
-          <w:rFonts w:ascii="Times New Roman" w:hAnsi="Times New Roman" w:cs="Times New Roman"/>
-          <w:b/>
-          <w:bCs/>
-          <w:sz w:val="24"/>
-          <w:szCs w:val="24"/>
-        </w:rPr>
-        <w:t>[DEMANDA_PRELIM]</w:t>
-      </w:r>
-      <w:r>
-        <w:rPr>
-          <w:rFonts w:ascii="Times New Roman" w:hAnsi="Times New Roman" w:cs="Times New Roman"/>
-          <w:sz w:val="24"/>
-          <w:szCs w:val="24"/>
-        </w:rPr>
-        <w:t xml:space="preserve">. Nessa etapa, o material foi transferido para o Envelope de Vestígios/Lacre nº. </w:t>
-      </w:r>
-      <w:r>
-        <w:rPr>
-          <w:rFonts w:ascii="Times New Roman" w:hAnsi="Times New Roman" w:cs="Times New Roman"/>
-          <w:b/>
-          <w:bCs/>
-          <w:sz w:val="24"/>
-          <w:szCs w:val="24"/>
-        </w:rPr>
-        <w:t>[ENV_POS_PRELIM]</w:t>
-      </w:r>
-      <w:r>
-        <w:rPr>
-          <w:rFonts w:ascii="Times New Roman" w:hAnsi="Times New Roman" w:cs="Times New Roman"/>
-          <w:sz w:val="24"/>
-          <w:szCs w:val="24"/>
-        </w:rPr>
-        <w:t xml:space="preserve"> e encaminhado ao Setor de Química Forense para análise definitiva, em observância à cadeia de custódia da prova prevista nos </w:t>
-      </w:r>
-      <w:proofErr w:type="spellStart"/>
-      <w:r>
-        <w:rPr>
-          <w:rFonts w:ascii="Times New Roman" w:hAnsi="Times New Roman" w:cs="Times New Roman"/>
-          <w:sz w:val="24"/>
-          <w:szCs w:val="24"/>
-        </w:rPr>
-        <w:t>arts</w:t>
-      </w:r>
-      <w:proofErr w:type="spellEnd"/>
-      <w:r>
-        <w:rPr>
-          <w:rFonts w:ascii="Times New Roman" w:hAnsi="Times New Roman" w:cs="Times New Roman"/>
-          <w:sz w:val="24"/>
-          <w:szCs w:val="24"/>
-        </w:rPr>
-        <w:t>. 158-A a 158-F do CPP (Lei 13.964/2019).</w:t>
-      </w:r>
-    </w:p>
-    <w:p>
-      <w:pPr>
-        <w:rPr>
-          <w:sz w:val="24"/>
-          <w:szCs w:val="24"/>
-        </w:rPr>
-      </w:pPr>
-    </w:p>
-    <w:p>
-      <w:pPr>
-        <w:spacing w:before="80" w:after="80"/>
-        <w:jc w:val="both"/>
-        <w:rPr>
-          <w:rFonts w:ascii="Times New Roman" w:hAnsi="Times New Roman" w:cs="Times New Roman"/>
-          <w:sz w:val="24"/>
-          <w:szCs w:val="24"/>
-        </w:rPr>
-      </w:pPr>
-      <w:r>
-        <w:rPr>
-          <w:rFonts w:ascii="Times New Roman" w:hAnsi="Times New Roman" w:cs="Times New Roman"/>
-          <w:sz w:val="24"/>
-          <w:szCs w:val="24"/>
-        </w:rPr>
         <w:t xml:space="preserve">Para a realização do exame definitivo, procedeu-se à abertura regular do envelope de vestígios, seguida de inspeção visual, contagem dos volumes, registro fotográfico, aferição de massa bruta e </w:t>
-      </w:r>
-      <w:r>
-        <w:rPr>
-          <w:rFonts w:ascii="Times New Roman" w:hAnsi="Times New Roman" w:cs="Times New Roman"/>
-          <w:sz w:val="24"/>
-          <w:szCs w:val="24"/>
-        </w:rPr>
         <w:lastRenderedPageBreak/>
         <w:t>seleção de frações representativas para análise química. As constatações estão descritas na Tabela 1, a seguir.</w:t>
       </w:r>
@@ -926,23 +683,13 @@
                 <w:szCs w:val="20"/>
               </w:rPr>
             </w:pPr>
-            <w:proofErr w:type="spellStart"/>
-            <w:r>
-              <w:rPr>
-                <w:rFonts w:ascii="Times New Roman" w:hAnsi="Times New Roman" w:cs="Times New Roman"/>
-                <w:sz w:val="20"/>
-                <w:szCs w:val="20"/>
-              </w:rPr>
-              <w:t>Qtd</w:t>
-            </w:r>
-            <w:proofErr w:type="spellEnd"/>
-            <w:r>
-              <w:rPr>
-                <w:rFonts w:ascii="Times New Roman" w:hAnsi="Times New Roman" w:cs="Times New Roman"/>
-                <w:sz w:val="20"/>
-                <w:szCs w:val="20"/>
-              </w:rPr>
-              <w:t>.</w:t>
+            <w:r>
+              <w:rPr>
+                <w:rFonts w:ascii="Times New Roman" w:hAnsi="Times New Roman" w:cs="Times New Roman"/>
+                <w:sz w:val="20"/>
+                <w:szCs w:val="20"/>
+              </w:rPr>
+              <w:t>Qtd.</w:t>
             </w:r>
           </w:p>
         </w:tc>
@@ -1049,15 +796,33 @@
                 <w:sz w:val="20"/>
                 <w:szCs w:val="20"/>
               </w:rPr>
-              <w:t>[MASSA_CR]0</w:t>
-            </w:r>
-            <w:r>
-              <w:rPr>
-                <w:rFonts w:ascii="Times New Roman" w:hAnsi="Times New Roman" w:cs="Times New Roman"/>
-                <w:sz w:val="20"/>
-                <w:szCs w:val="20"/>
-              </w:rPr>
-              <w:t xml:space="preserve"> g (</w:t>
+              <w:t>[MASSA_CR]</w:t>
+            </w:r>
+            <w:r>
+              <w:rPr>
+                <w:rFonts w:ascii="Times New Roman" w:hAnsi="Times New Roman" w:cs="Times New Roman"/>
+                <w:sz w:val="20"/>
+                <w:szCs w:val="20"/>
+              </w:rPr>
+              <w:t xml:space="preserve"> </w:t>
+            </w:r>
+            <w:r>
+              <w:rPr>
+                <w:rFonts w:ascii="Times New Roman" w:hAnsi="Times New Roman" w:cs="Times New Roman"/>
+                <w:b/>
+                <w:bCs/>
+                <w:sz w:val="20"/>
+                <w:szCs w:val="20"/>
+              </w:rPr>
+              <w:t>g</w:t>
+            </w:r>
+            <w:r>
+              <w:rPr>
+                <w:rFonts w:ascii="Times New Roman" w:hAnsi="Times New Roman" w:cs="Times New Roman"/>
+                <w:sz w:val="20"/>
+                <w:szCs w:val="20"/>
+              </w:rPr>
+              <w:t xml:space="preserve"> (</w:t>
             </w:r>
             <w:r>
               <w:rPr>
@@ -1125,7 +890,7 @@
                 <w:sz w:val="20"/>
                 <w:szCs w:val="20"/>
               </w:rPr>
-              <w:t>Invólucros plásticos e de papel alumínio</w:t>
+              <w:t>Invólucros de papel alumínio</w:t>
             </w:r>
           </w:p>
         </w:tc>
@@ -1177,7 +942,7 @@
                 <w:sz w:val="20"/>
                 <w:szCs w:val="20"/>
               </w:rPr>
-              <w:t>c.</w:t>
+              <w:t>b.</w:t>
             </w:r>
           </w:p>
         </w:tc>
@@ -1224,15 +989,17 @@
                 <w:sz w:val="20"/>
                 <w:szCs w:val="20"/>
               </w:rPr>
-              <w:t xml:space="preserve"> g</w:t>
-            </w:r>
-            <w:r>
-              <w:rPr>
-                <w:rFonts w:ascii="Times New Roman" w:hAnsi="Times New Roman" w:cs="Times New Roman"/>
-                <w:sz w:val="20"/>
-                <w:szCs w:val="20"/>
-              </w:rPr>
               <w:t xml:space="preserve"> </w:t>
+            </w:r>
+            <w:r>
+              <w:rPr>
+                <w:rFonts w:ascii="Times New Roman" w:hAnsi="Times New Roman" w:cs="Times New Roman"/>
+                <w:b/>
+                <w:bCs/>
+                <w:sz w:val="20"/>
+                <w:szCs w:val="20"/>
+              </w:rPr>
+              <w:t xml:space="preserve">g </w:t>
             </w:r>
             <w:r>
               <w:rPr>
@@ -1305,7 +1072,7 @@
                 <w:sz w:val="20"/>
                 <w:szCs w:val="20"/>
               </w:rPr>
-              <w:t>[QTD_MAC]</w:t>
+              <w:t xml:space="preserve">[QTD_MAC]</w:t>
             </w:r>
           </w:p>
         </w:tc>
@@ -1386,16 +1153,6 @@
     <w:p>
       <w:pPr>
         <w:spacing w:before="80" w:after="80"/>
-        <w:rPr>
-          <w:rFonts w:ascii="Times New Roman" w:hAnsi="Times New Roman" w:cs="Times New Roman"/>
-          <w:sz w:val="20"/>
-          <w:szCs w:val="20"/>
-        </w:rPr>
-      </w:pPr>
-    </w:p>
-    <w:p>
-      <w:pPr>
-        <w:spacing w:before="80" w:after="80"/>
         <w:jc w:val="center"/>
         <w:rPr>
           <w:rFonts w:ascii="Times New Roman" w:hAnsi="Times New Roman" w:cs="Times New Roman"/>
@@ -1408,76 +1165,8 @@
           <w:rFonts w:ascii="Times New Roman" w:hAnsi="Times New Roman" w:cs="Times New Roman"/>
           <w:i/>
           <w:iCs/>
-          <w:noProof/>
-        </w:rPr>
-        <w:drawing>
-          <wp:inline distT="0" distB="0" distL="0" distR="0" wp14:anchorId="5F853967" wp14:editId="132153D3">
-            <wp:extent cx="5703891" cy="3469217"/>
-            <wp:effectExtent l="19050" t="19050" r="11430" b="17145"/>
-            <wp:docPr id="4" name="Imagem 4"/>
-            <wp:cNvGraphicFramePr>
-              <a:graphicFrameLocks xmlns:a="http://schemas.openxmlformats.org/drawingml/2006/main" noChangeAspect="1"/>
-            </wp:cNvGraphicFramePr>
-            <a:graphic xmlns:a="http://schemas.openxmlformats.org/drawingml/2006/main">
-              <a:graphicData uri="http://schemas.openxmlformats.org/drawingml/2006/picture">
-                <pic:pic xmlns:pic="http://schemas.openxmlformats.org/drawingml/2006/picture">
-                  <pic:nvPicPr>
-                    <pic:cNvPr id="1" name=""/>
-                    <pic:cNvPicPr/>
-                  </pic:nvPicPr>
-                  <pic:blipFill rotWithShape="1">
-                    <a:blip r:embed="rId7"/>
-                    <a:srcRect t="2103"/>
-                    <a:stretch/>
-                  </pic:blipFill>
-                  <pic:spPr bwMode="auto">
-                    <a:xfrm>
-                      <a:off x="0" y="0"/>
-                      <a:ext cx="5713079" cy="3474805"/>
-                    </a:xfrm>
-                    <a:prstGeom prst="rect">
-                      <a:avLst/>
-                    </a:prstGeom>
-                    <a:ln>
-                      <a:solidFill>
-                        <a:schemeClr val="accent5">
-                          <a:lumMod val="20000"/>
-                          <a:lumOff val="80000"/>
-                        </a:schemeClr>
-                      </a:solidFill>
-                    </a:ln>
-                    <a:extLst>
-                      <a:ext uri="{53640926-AAD7-44D8-BBD7-CCE9431645EC}">
-                        <a14:shadowObscured xmlns:a14="http://schemas.microsoft.com/office/drawing/2010/main"/>
-                      </a:ext>
-                    </a:extLst>
-                  </pic:spPr>
-                </pic:pic>
-              </a:graphicData>
-            </a:graphic>
-          </wp:inline>
-        </w:drawing>
-      </w:r>
-    </w:p>
-    <w:p>
-      <w:pPr>
-        <w:spacing w:before="80" w:after="80"/>
-        <w:jc w:val="center"/>
-        <w:rPr>
-          <w:rFonts w:ascii="Times New Roman" w:hAnsi="Times New Roman" w:cs="Times New Roman"/>
-          <w:sz w:val="20"/>
-          <w:szCs w:val="20"/>
-        </w:rPr>
-      </w:pPr>
-      <w:r>
-        <w:rPr>
-          <w:rFonts w:ascii="Times New Roman" w:hAnsi="Times New Roman" w:cs="Times New Roman"/>
-          <w:i/>
-          <w:iCs/>
-          <w:sz w:val="20"/>
-          <w:szCs w:val="20"/>
-        </w:rPr>
-        <w:t>Figura 1. Vista geral do material encaminhado a exame. Material custodiado provisoriamente no LAB-NRPC/PHB.</w:t>
+        </w:rPr>
+        <w:t>[PENDENTE: inserir fotografia do material apreendido — escala milimétrica + brasão NRPC-QF]</w:t>
       </w:r>
     </w:p>
     <w:p>
@@ -1505,23 +1194,7 @@
           <w:sz w:val="24"/>
           <w:szCs w:val="24"/>
         </w:rPr>
-        <w:t>O material apreendido permaneceu custodiado neste laboratório até a conclusão deste laudo, momento em que foi reacondicionado em Envelope de Vestígios/Lacre nº</w:t>
-      </w:r>
-      <w:r>
-        <w:rPr>
-          <w:rFonts w:ascii="Times New Roman" w:hAnsi="Times New Roman" w:cs="Times New Roman"/>
-          <w:sz w:val="24"/>
-          <w:szCs w:val="24"/>
-        </w:rPr>
-        <w:t>.</w:t>
-      </w:r>
-      <w:r>
-        <w:rPr>
-          <w:rFonts w:ascii="Times New Roman" w:hAnsi="Times New Roman" w:cs="Times New Roman"/>
-          <w:sz w:val="24"/>
-          <w:szCs w:val="24"/>
-        </w:rPr>
-        <w:t xml:space="preserve"> </w:t>
+        <w:t xml:space="preserve">O material apreendido permaneceu custodiado neste laboratório até a conclusão deste laudo, momento em que foi reacondicionado em Envelope de Vestígios/Lacre nº. </w:t>
       </w:r>
       <w:r>
         <w:rPr>
@@ -1582,23 +1255,7 @@
           <w:sz w:val="24"/>
           <w:szCs w:val="24"/>
         </w:rPr>
-        <w:t xml:space="preserve"> de cada item — analisadas individualmente. Das frações examinadas foram ainda separadas amostras para constituição de contraprova, mantidas sob custódia nesta unidade pericial, acondicionadas sob nº</w:t>
-      </w:r>
-      <w:r>
-        <w:rPr>
-          <w:rFonts w:ascii="Times New Roman" w:hAnsi="Times New Roman" w:cs="Times New Roman"/>
-          <w:sz w:val="24"/>
-          <w:szCs w:val="24"/>
-        </w:rPr>
-        <w:t>.</w:t>
-      </w:r>
-      <w:r>
-        <w:rPr>
-          <w:rFonts w:ascii="Times New Roman" w:hAnsi="Times New Roman" w:cs="Times New Roman"/>
-          <w:sz w:val="24"/>
-          <w:szCs w:val="24"/>
-        </w:rPr>
-        <w:t xml:space="preserve"> </w:t>
+        <w:t xml:space="preserve"> de cada item — analisadas individualmente. Das frações examinadas foram ainda separadas amostras para constituição de contraprova, mantidas sob custódia nesta unidade pericial, acondicionadas sob nº. </w:t>
       </w:r>
       <w:r>
         <w:rPr>
@@ -1634,23 +1291,7 @@
           <w:sz w:val="24"/>
           <w:szCs w:val="24"/>
         </w:rPr>
-        <w:t xml:space="preserve"> nº</w:t>
-      </w:r>
-      <w:r>
-        <w:rPr>
-          <w:rFonts w:ascii="Times New Roman" w:hAnsi="Times New Roman" w:cs="Times New Roman"/>
-          <w:sz w:val="24"/>
-          <w:szCs w:val="24"/>
-        </w:rPr>
-        <w:t>.</w:t>
-      </w:r>
-      <w:r>
-        <w:rPr>
-          <w:rFonts w:ascii="Times New Roman" w:hAnsi="Times New Roman" w:cs="Times New Roman"/>
-          <w:sz w:val="24"/>
-          <w:szCs w:val="24"/>
-        </w:rPr>
-        <w:t xml:space="preserve"> </w:t>
+        <w:t xml:space="preserve"> nº. </w:t>
       </w:r>
       <w:r>
         <w:rPr>
@@ -1725,8 +1366,33 @@
           <w:sz w:val="24"/>
           <w:szCs w:val="24"/>
         </w:rPr>
-        <w:lastRenderedPageBreak/>
         <w:t xml:space="preserve">Para assegurar validade, rastreabilidade metrológica e reprodutibilidade dos resultados, foram adotados controles analíticos, conforme POP-QF-PHB-002 (V 1.0, 10/05/2026). </w:t>
+      </w:r>
+      <w:r>
+        <w:rPr>
+          <w:rFonts w:ascii="Times New Roman" w:eastAsia="Times New Roman" w:hAnsi="Times New Roman" w:cs="Times New Roman"/>
+          <w:sz w:val="24"/>
+          <w:szCs w:val="24"/>
+        </w:rPr>
+        <w:t xml:space="preserve">O instrumento foi submetido ao Protocolo de Qualificação de Desempenho (OVP / PQ Test) em [OVP_DATA] às [OVP_HORA] h (GMT-3), válido até [OVP_VALIDADE_DATA] às [OVP_VALIDADE_HORA] h (GMT-3), com resultado geral </w:t>
+      </w:r>
+      <w:r>
+        <w:rPr>
+          <w:rFonts w:ascii="Times New Roman" w:eastAsia="Times New Roman" w:hAnsi="Times New Roman" w:cs="Times New Roman"/>
+          <w:b/>
+          <w:bCs/>
+          <w:sz w:val="24"/>
+          <w:szCs w:val="24"/>
+        </w:rPr>
+        <w:t>PASSED</w:t>
+      </w:r>
+      <w:r>
+        <w:rPr>
+          <w:rFonts w:ascii="Times New Roman" w:eastAsia="Times New Roman" w:hAnsi="Times New Roman" w:cs="Times New Roman"/>
+          <w:sz w:val="24"/>
+          <w:szCs w:val="24"/>
+        </w:rPr>
+        <w:t xml:space="preserve"> (S/N medido: [OVP_SN_VALUE]; desvio da linha 100%: [OVP_BASELINE_DEV]%; exatidão de número de onda: [OVP_WAVENUMBER_DEV] cm⁻¹ — máx. admissível ±0,50 cm⁻¹), atestando plena conformidade instrumental à época da realização dos exames.</w:t>
       </w:r>
     </w:p>
     <w:p>
@@ -1812,7 +1478,7 @@
           <w:sz w:val="24"/>
           <w:szCs w:val="24"/>
         </w:rPr>
-        <w:t>Frações representativas foram individualmente submetidas ao ensaio de Scott modificado (</w:t>
+        <w:t xml:space="preserve">Frações representativas do item </w:t>
       </w:r>
       <w:r>
         <w:rPr>
@@ -1822,6 +1488,24 @@
           <w:sz w:val="24"/>
           <w:szCs w:val="24"/>
         </w:rPr>
+        <w:t>a.</w:t>
+      </w:r>
+      <w:r>
+        <w:rPr>
+          <w:rFonts w:ascii="Times New Roman" w:hAnsi="Times New Roman" w:cs="Times New Roman"/>
+          <w:sz w:val="24"/>
+          <w:szCs w:val="24"/>
+        </w:rPr>
+        <w:t xml:space="preserve"> foi individualmente submetida ao ensaio de Scott modificado (</w:t>
+      </w:r>
+      <w:r>
+        <w:rPr>
+          <w:rFonts w:ascii="Times New Roman" w:hAnsi="Times New Roman" w:cs="Times New Roman"/>
+          <w:b/>
+          <w:bCs/>
+          <w:sz w:val="24"/>
+          <w:szCs w:val="24"/>
+        </w:rPr>
         <w:t>Categoria C — SWGDRUG Rev. 8.1, 2022</w:t>
       </w:r>
       <w:r>
@@ -1830,43 +1514,7 @@
           <w:sz w:val="24"/>
           <w:szCs w:val="24"/>
         </w:rPr>
-        <w:t xml:space="preserve">), teste colorimétrico de orientação empregado na triagem de alcaloides </w:t>
-      </w:r>
-      <w:proofErr w:type="spellStart"/>
-      <w:r>
-        <w:rPr>
-          <w:rFonts w:ascii="Times New Roman" w:hAnsi="Times New Roman" w:cs="Times New Roman"/>
-          <w:sz w:val="24"/>
-          <w:szCs w:val="24"/>
-        </w:rPr>
-        <w:t>tropânicos</w:t>
-      </w:r>
-      <w:proofErr w:type="spellEnd"/>
-      <w:r>
-        <w:rPr>
-          <w:rFonts w:ascii="Times New Roman" w:hAnsi="Times New Roman" w:cs="Times New Roman"/>
-          <w:sz w:val="24"/>
-          <w:szCs w:val="24"/>
-        </w:rPr>
-        <w:t>, notadamente cocaína e substâncias correlatas. O método baseia-se na reação entre a amina terciária e solução de tiocianato de cobalto (II) [</w:t>
-      </w:r>
-      <w:proofErr w:type="gramStart"/>
-      <w:r>
-        <w:rPr>
-          <w:rFonts w:ascii="Times New Roman" w:hAnsi="Times New Roman" w:cs="Times New Roman"/>
-          <w:sz w:val="24"/>
-          <w:szCs w:val="24"/>
-        </w:rPr>
-        <w:t>Co(</w:t>
-      </w:r>
-      <w:proofErr w:type="gramEnd"/>
-      <w:r>
-        <w:rPr>
-          <w:rFonts w:ascii="Times New Roman" w:hAnsi="Times New Roman" w:cs="Times New Roman"/>
-          <w:sz w:val="24"/>
-          <w:szCs w:val="24"/>
-        </w:rPr>
-        <w:t>SCN)₂], com formação de complexo azul característico.</w:t>
+        <w:t>), teste colorimétrico de orientação empregado na triagem de alcaloides tropânicos, notadamente cocaína e substâncias correlatas. O método baseia-se na reação entre a amina terciária e solução de tiocianato de cobalto (II) [Co(SCN)₂], com formação de complexo azul característico.</w:t>
       </w:r>
       <w:r>
         <w:rPr>
@@ -1904,79 +1552,7 @@
           <w:sz w:val="24"/>
           <w:szCs w:val="24"/>
         </w:rPr>
-        <w:t xml:space="preserve"> </w:t>
-      </w:r>
-      <w:proofErr w:type="gramStart"/>
-      <w:r>
-        <w:rPr>
-          <w:rFonts w:ascii="Times New Roman" w:hAnsi="Times New Roman" w:cs="Times New Roman"/>
-          <w:sz w:val="24"/>
-          <w:szCs w:val="24"/>
-        </w:rPr>
-        <w:t>Co(</w:t>
-      </w:r>
-      <w:proofErr w:type="gramEnd"/>
-      <w:r>
-        <w:rPr>
-          <w:rFonts w:ascii="Times New Roman" w:hAnsi="Times New Roman" w:cs="Times New Roman"/>
-          <w:sz w:val="24"/>
-          <w:szCs w:val="24"/>
-        </w:rPr>
-        <w:t xml:space="preserve">SCN)₂ (solução 1% aquosa); </w:t>
-      </w:r>
-      <w:proofErr w:type="spellStart"/>
-      <w:r>
-        <w:rPr>
-          <w:rFonts w:ascii="Times New Roman" w:hAnsi="Times New Roman" w:cs="Times New Roman"/>
-          <w:sz w:val="24"/>
-          <w:szCs w:val="24"/>
-        </w:rPr>
-        <w:t>HCl</w:t>
-      </w:r>
-      <w:proofErr w:type="spellEnd"/>
-      <w:r>
-        <w:rPr>
-          <w:rFonts w:ascii="Times New Roman" w:hAnsi="Times New Roman" w:cs="Times New Roman"/>
-          <w:sz w:val="24"/>
-          <w:szCs w:val="24"/>
-        </w:rPr>
-        <w:t xml:space="preserve"> (10%); </w:t>
-      </w:r>
-      <w:proofErr w:type="spellStart"/>
-      <w:r>
-        <w:rPr>
-          <w:rFonts w:ascii="Times New Roman" w:hAnsi="Times New Roman" w:cs="Times New Roman"/>
-          <w:sz w:val="24"/>
-          <w:szCs w:val="24"/>
-        </w:rPr>
-        <w:t>CHCl</w:t>
-      </w:r>
-      <w:proofErr w:type="spellEnd"/>
-      <w:r>
-        <w:rPr>
-          <w:rFonts w:ascii="Times New Roman" w:hAnsi="Times New Roman" w:cs="Times New Roman"/>
-          <w:sz w:val="24"/>
-          <w:szCs w:val="24"/>
-        </w:rPr>
-        <w:t>₃ (</w:t>
-      </w:r>
-      <w:proofErr w:type="spellStart"/>
-      <w:r>
-        <w:rPr>
-          <w:rFonts w:ascii="Times New Roman" w:hAnsi="Times New Roman" w:cs="Times New Roman"/>
-          <w:sz w:val="24"/>
-          <w:szCs w:val="24"/>
-        </w:rPr>
-        <w:t>p.a</w:t>
-      </w:r>
-      <w:proofErr w:type="spellEnd"/>
-      <w:r>
-        <w:rPr>
-          <w:rFonts w:ascii="Times New Roman" w:hAnsi="Times New Roman" w:cs="Times New Roman"/>
-          <w:sz w:val="24"/>
-          <w:szCs w:val="24"/>
-        </w:rPr>
-        <w:t>.).</w:t>
+        <w:t xml:space="preserve"> Co(SCN)₂ (solução 1% aquosa); HCl (10%); CHCl₃ (p.a.).</w:t>
       </w:r>
     </w:p>
     <w:p>
@@ -2022,25 +1598,7 @@
           <w:sz w:val="24"/>
           <w:szCs w:val="24"/>
         </w:rPr>
-        <w:t xml:space="preserve"> — formação do complexo azul [</w:t>
-      </w:r>
-      <w:proofErr w:type="gramStart"/>
-      <w:r>
-        <w:rPr>
-          <w:rFonts w:ascii="Times New Roman" w:hAnsi="Times New Roman" w:cs="Times New Roman"/>
-          <w:sz w:val="24"/>
-          <w:szCs w:val="24"/>
-        </w:rPr>
-        <w:t>Co(</w:t>
-      </w:r>
-      <w:proofErr w:type="gramEnd"/>
-      <w:r>
-        <w:rPr>
-          <w:rFonts w:ascii="Times New Roman" w:hAnsi="Times New Roman" w:cs="Times New Roman"/>
-          <w:sz w:val="24"/>
-          <w:szCs w:val="24"/>
-        </w:rPr>
-        <w:t xml:space="preserve">SCN)₂·alcaloide]; </w:t>
+        <w:t xml:space="preserve"> — formação do complexo azul [Co(SCN)₂·alcaloide]; </w:t>
       </w:r>
       <w:r>
         <w:rPr>
@@ -2057,25 +1615,7 @@
           <w:sz w:val="24"/>
           <w:szCs w:val="24"/>
         </w:rPr>
-        <w:t xml:space="preserve"> — adição de </w:t>
-      </w:r>
-      <w:proofErr w:type="spellStart"/>
-      <w:r>
-        <w:rPr>
-          <w:rFonts w:ascii="Times New Roman" w:hAnsi="Times New Roman" w:cs="Times New Roman"/>
-          <w:sz w:val="24"/>
-          <w:szCs w:val="24"/>
-        </w:rPr>
-        <w:t>HCl</w:t>
-      </w:r>
-      <w:proofErr w:type="spellEnd"/>
-      <w:r>
-        <w:rPr>
-          <w:rFonts w:ascii="Times New Roman" w:hAnsi="Times New Roman" w:cs="Times New Roman"/>
-          <w:sz w:val="24"/>
-          <w:szCs w:val="24"/>
-        </w:rPr>
-        <w:t xml:space="preserve"> 10% com desaparecimento da coloração (confirmação de especificidade); </w:t>
+        <w:t xml:space="preserve"> — adição de HCl 10% com desaparecimento da coloração (confirmação de especificidade); </w:t>
       </w:r>
       <w:r>
         <w:rPr>
@@ -2092,43 +1632,7 @@
           <w:sz w:val="24"/>
           <w:szCs w:val="24"/>
         </w:rPr>
-        <w:t xml:space="preserve"> — adição de </w:t>
-      </w:r>
-      <w:proofErr w:type="spellStart"/>
-      <w:r>
-        <w:rPr>
-          <w:rFonts w:ascii="Times New Roman" w:hAnsi="Times New Roman" w:cs="Times New Roman"/>
-          <w:sz w:val="24"/>
-          <w:szCs w:val="24"/>
-        </w:rPr>
-        <w:t>CHCl</w:t>
-      </w:r>
-      <w:proofErr w:type="spellEnd"/>
-      <w:r>
-        <w:rPr>
-          <w:rFonts w:ascii="Times New Roman" w:hAnsi="Times New Roman" w:cs="Times New Roman"/>
-          <w:sz w:val="24"/>
-          <w:szCs w:val="24"/>
-        </w:rPr>
-        <w:t xml:space="preserve">₃ </w:t>
-      </w:r>
-      <w:proofErr w:type="spellStart"/>
-      <w:r>
-        <w:rPr>
-          <w:rFonts w:ascii="Times New Roman" w:hAnsi="Times New Roman" w:cs="Times New Roman"/>
-          <w:sz w:val="24"/>
-          <w:szCs w:val="24"/>
-        </w:rPr>
-        <w:t>p.a</w:t>
-      </w:r>
-      <w:proofErr w:type="spellEnd"/>
-      <w:r>
-        <w:rPr>
-          <w:rFonts w:ascii="Times New Roman" w:hAnsi="Times New Roman" w:cs="Times New Roman"/>
-          <w:sz w:val="24"/>
-          <w:szCs w:val="24"/>
-        </w:rPr>
-        <w:t>. com reaparecimento da coloração azul na fase orgânica (diagnóstico de separação). A observação positiva das três fases na sequência descrita é condição indispensável para lavratura de resultado presuntivo positivo.</w:t>
+        <w:t xml:space="preserve"> — adição de CHCl₃ p.a. com reaparecimento da coloração azul na fase orgânica (diagnóstico de separação). A observação positiva das três fases na sequência descrita é condição indispensável para lavratura de resultado presuntivo positivo.</w:t>
       </w:r>
     </w:p>
     <w:p>
@@ -2140,7 +1644,7 @@
           <w:noProof/>
         </w:rPr>
         <w:drawing>
-          <wp:inline distT="0" distB="0" distL="0" distR="0" wp14:anchorId="77CD9BAB" wp14:editId="25D9E13D">
+          <wp:inline distT="0" distB="0" distL="0" distR="0" wp14:anchorId="1ADF07F1" wp14:editId="79407307">
             <wp:extent cx="4007922" cy="1530845"/>
             <wp:effectExtent l="0" t="0" r="0" b="0"/>
             <wp:docPr id="2" name="Imagem 2"/>
@@ -2286,25 +1790,7 @@
           <w:sz w:val="24"/>
           <w:szCs w:val="24"/>
         </w:rPr>
-        <w:t xml:space="preserve">Frações representativas foram submetidas ao ensaio colorimétrico com sal Fast Blue B (cloreto de </w:t>
-      </w:r>
-      <w:proofErr w:type="spellStart"/>
-      <w:r>
-        <w:rPr>
-          <w:rFonts w:ascii="Times New Roman" w:eastAsia="Times New Roman" w:hAnsi="Times New Roman" w:cs="Times New Roman"/>
-          <w:sz w:val="24"/>
-          <w:szCs w:val="24"/>
-        </w:rPr>
-        <w:t>di</w:t>
-      </w:r>
-      <w:proofErr w:type="spellEnd"/>
-      <w:r>
-        <w:rPr>
-          <w:rFonts w:ascii="Times New Roman" w:eastAsia="Times New Roman" w:hAnsi="Times New Roman" w:cs="Times New Roman"/>
-          <w:sz w:val="24"/>
-          <w:szCs w:val="24"/>
-        </w:rPr>
-        <w:t>-</w:t>
+        <w:t>Frações representativas foram submetidas ao ensaio colorimétrico com sal Fast Blue B (cloreto de di-</w:t>
       </w:r>
       <w:r>
         <w:rPr>
@@ -2322,43 +1808,7 @@
           <w:sz w:val="24"/>
           <w:szCs w:val="24"/>
         </w:rPr>
-        <w:t>-</w:t>
-      </w:r>
-      <w:proofErr w:type="spellStart"/>
-      <w:r>
-        <w:rPr>
-          <w:rFonts w:ascii="Times New Roman" w:eastAsia="Times New Roman" w:hAnsi="Times New Roman" w:cs="Times New Roman"/>
-          <w:sz w:val="24"/>
-          <w:szCs w:val="24"/>
-        </w:rPr>
-        <w:t>anisidina</w:t>
-      </w:r>
-      <w:proofErr w:type="spellEnd"/>
-      <w:r>
-        <w:rPr>
-          <w:rFonts w:ascii="Times New Roman" w:eastAsia="Times New Roman" w:hAnsi="Times New Roman" w:cs="Times New Roman"/>
-          <w:sz w:val="24"/>
-          <w:szCs w:val="24"/>
-        </w:rPr>
-        <w:t xml:space="preserve"> </w:t>
-      </w:r>
-      <w:proofErr w:type="spellStart"/>
-      <w:r>
-        <w:rPr>
-          <w:rFonts w:ascii="Times New Roman" w:eastAsia="Times New Roman" w:hAnsi="Times New Roman" w:cs="Times New Roman"/>
-          <w:sz w:val="24"/>
-          <w:szCs w:val="24"/>
-        </w:rPr>
-        <w:t>tetrazolio</w:t>
-      </w:r>
-      <w:proofErr w:type="spellEnd"/>
-      <w:r>
-        <w:rPr>
-          <w:rFonts w:ascii="Times New Roman" w:eastAsia="Times New Roman" w:hAnsi="Times New Roman" w:cs="Times New Roman"/>
-          <w:sz w:val="24"/>
-          <w:szCs w:val="24"/>
-        </w:rPr>
-        <w:t xml:space="preserve">) — </w:t>
+        <w:t xml:space="preserve">-anisidina tetrazolio) — </w:t>
       </w:r>
       <w:r>
         <w:rPr>
@@ -2376,61 +1826,7 @@
           <w:sz w:val="24"/>
           <w:szCs w:val="24"/>
         </w:rPr>
-        <w:t xml:space="preserve"> —, método de orientação empregado para pesquisa de </w:t>
-      </w:r>
-      <w:proofErr w:type="spellStart"/>
-      <w:r>
-        <w:rPr>
-          <w:rFonts w:ascii="Times New Roman" w:eastAsia="Times New Roman" w:hAnsi="Times New Roman" w:cs="Times New Roman"/>
-          <w:sz w:val="24"/>
-          <w:szCs w:val="24"/>
-        </w:rPr>
-        <w:t>canabinoides</w:t>
-      </w:r>
-      <w:proofErr w:type="spellEnd"/>
-      <w:r>
-        <w:rPr>
-          <w:rFonts w:ascii="Times New Roman" w:eastAsia="Times New Roman" w:hAnsi="Times New Roman" w:cs="Times New Roman"/>
-          <w:sz w:val="24"/>
-          <w:szCs w:val="24"/>
-        </w:rPr>
-        <w:t xml:space="preserve"> fenólicos. O método baseia-se na formação de uma ligação azo (–N=N–) altamente conjugada entre o sal </w:t>
-      </w:r>
-      <w:proofErr w:type="spellStart"/>
-      <w:r>
-        <w:rPr>
-          <w:rFonts w:ascii="Times New Roman" w:eastAsia="Times New Roman" w:hAnsi="Times New Roman" w:cs="Times New Roman"/>
-          <w:sz w:val="24"/>
-          <w:szCs w:val="24"/>
-        </w:rPr>
-        <w:t>diazônio</w:t>
-      </w:r>
-      <w:proofErr w:type="spellEnd"/>
-      <w:r>
-        <w:rPr>
-          <w:rFonts w:ascii="Times New Roman" w:eastAsia="Times New Roman" w:hAnsi="Times New Roman" w:cs="Times New Roman"/>
-          <w:sz w:val="24"/>
-          <w:szCs w:val="24"/>
-        </w:rPr>
-        <w:t xml:space="preserve"> e o grupamento fenólico do Δ9-THC, produzindo coloração vermelho-púrpura/avermelhada característica na fase </w:t>
-      </w:r>
-      <w:proofErr w:type="spellStart"/>
-      <w:r>
-        <w:rPr>
-          <w:rFonts w:ascii="Times New Roman" w:eastAsia="Times New Roman" w:hAnsi="Times New Roman" w:cs="Times New Roman"/>
-          <w:sz w:val="24"/>
-          <w:szCs w:val="24"/>
-        </w:rPr>
-        <w:t>hexânica</w:t>
-      </w:r>
-      <w:proofErr w:type="spellEnd"/>
-      <w:r>
-        <w:rPr>
-          <w:rFonts w:ascii="Times New Roman" w:eastAsia="Times New Roman" w:hAnsi="Times New Roman" w:cs="Times New Roman"/>
-          <w:sz w:val="24"/>
-          <w:szCs w:val="24"/>
-        </w:rPr>
-        <w:t xml:space="preserve">. </w:t>
+        <w:t xml:space="preserve"> —, método de orientação empregado para pesquisa de canabinoides fenólicos. O método baseia-se na formação de uma ligação azo (–N=N–) altamente conjugada entre o sal diazônio e o grupamento fenólico do Δ9-THC, produzindo coloração vermelho-púrpura/avermelhada característica na fase hexânica. </w:t>
       </w:r>
     </w:p>
     <w:p>
@@ -2459,25 +1855,7 @@
           <w:sz w:val="24"/>
           <w:szCs w:val="24"/>
         </w:rPr>
-        <w:t xml:space="preserve"> sal Fast Blue B; n-hexano </w:t>
-      </w:r>
-      <w:proofErr w:type="spellStart"/>
-      <w:r>
-        <w:rPr>
-          <w:rFonts w:ascii="Times New Roman" w:eastAsia="Times New Roman" w:hAnsi="Times New Roman" w:cs="Times New Roman"/>
-          <w:sz w:val="24"/>
-          <w:szCs w:val="24"/>
-        </w:rPr>
-        <w:t>p.a</w:t>
-      </w:r>
-      <w:proofErr w:type="spellEnd"/>
-      <w:r>
-        <w:rPr>
-          <w:rFonts w:ascii="Times New Roman" w:eastAsia="Times New Roman" w:hAnsi="Times New Roman" w:cs="Times New Roman"/>
-          <w:sz w:val="24"/>
-          <w:szCs w:val="24"/>
-        </w:rPr>
-        <w:t xml:space="preserve">. </w:t>
+        <w:t xml:space="preserve"> sal Fast Blue B; n-hexano p.a. </w:t>
       </w:r>
     </w:p>
     <w:p>
@@ -2493,6 +1871,7 @@
           <w:sz w:val="24"/>
           <w:szCs w:val="24"/>
         </w:rPr>
+        <w:lastRenderedPageBreak/>
         <w:t>Protocolo em duas fases:</w:t>
       </w:r>
       <w:r>
@@ -2519,25 +1898,7 @@
           <w:sz w:val="24"/>
           <w:szCs w:val="24"/>
         </w:rPr>
-        <w:t xml:space="preserve"> — fração em solução salina com Fast Blue B (1 mg/</w:t>
-      </w:r>
-      <w:proofErr w:type="spellStart"/>
-      <w:r>
-        <w:rPr>
-          <w:rFonts w:ascii="Times New Roman" w:eastAsia="Times New Roman" w:hAnsi="Times New Roman" w:cs="Times New Roman"/>
-          <w:sz w:val="24"/>
-          <w:szCs w:val="24"/>
-        </w:rPr>
-        <w:t>mL</w:t>
-      </w:r>
-      <w:proofErr w:type="spellEnd"/>
-      <w:r>
-        <w:rPr>
-          <w:rFonts w:ascii="Times New Roman" w:eastAsia="Times New Roman" w:hAnsi="Times New Roman" w:cs="Times New Roman"/>
-          <w:sz w:val="24"/>
-          <w:szCs w:val="24"/>
-        </w:rPr>
-        <w:t xml:space="preserve">), aguardar 2 minutos; </w:t>
+        <w:t xml:space="preserve"> — fração em solução salina com Fast Blue B (1 mg/mL), aguardar 2 minutos; </w:t>
       </w:r>
       <w:r>
         <w:rPr>
@@ -2555,25 +1916,7 @@
           <w:sz w:val="24"/>
           <w:szCs w:val="24"/>
         </w:rPr>
-        <w:t xml:space="preserve"> — adição de n-hexano e agitação; coloração </w:t>
-      </w:r>
-      <w:proofErr w:type="spellStart"/>
-      <w:r>
-        <w:rPr>
-          <w:rFonts w:ascii="Times New Roman" w:eastAsia="Times New Roman" w:hAnsi="Times New Roman" w:cs="Times New Roman"/>
-          <w:sz w:val="24"/>
-          <w:szCs w:val="24"/>
-        </w:rPr>
-        <w:t>vermelho-avermelhada</w:t>
-      </w:r>
-      <w:proofErr w:type="spellEnd"/>
-      <w:r>
-        <w:rPr>
-          <w:rFonts w:ascii="Times New Roman" w:eastAsia="Times New Roman" w:hAnsi="Times New Roman" w:cs="Times New Roman"/>
-          <w:sz w:val="24"/>
-          <w:szCs w:val="24"/>
-        </w:rPr>
-        <w:t xml:space="preserve"> intensa e estável na fase orgânica constitui resultado presuntivo positivo.</w:t>
+        <w:t xml:space="preserve"> — adição de n-hexano e agitação; coloração vermelho-avermelhada intensa e estável na fase orgânica constitui resultado presuntivo positivo.</w:t>
       </w:r>
       <w:r>
         <w:t xml:space="preserve"> </w:t>
@@ -2617,9 +1960,8 @@
           <w:rFonts w:eastAsia="Times New Roman" w:cs="Times New Roman"/>
           <w:noProof/>
         </w:rPr>
-        <w:lastRenderedPageBreak/>
         <w:drawing>
-          <wp:inline distT="0" distB="0" distL="0" distR="0" wp14:anchorId="5C755328" wp14:editId="1C040D29">
+          <wp:inline distT="0" distB="0" distL="0" distR="0" wp14:anchorId="3889C283" wp14:editId="17F7F5E2">
             <wp:extent cx="3710574" cy="1487170"/>
             <wp:effectExtent l="0" t="0" r="4445" b="0"/>
             <wp:docPr id="6" name="Imagem 6"/>
@@ -2735,29 +2077,7 @@
           <w:sz w:val="20"/>
           <w:szCs w:val="20"/>
         </w:rPr>
-        <w:t xml:space="preserve"> B em meio </w:t>
-      </w:r>
-      <w:proofErr w:type="spellStart"/>
-      <w:r>
-        <w:rPr>
-          <w:rFonts w:ascii="Times New Roman" w:hAnsi="Times New Roman" w:cs="Times New Roman"/>
-          <w:i/>
-          <w:iCs/>
-          <w:sz w:val="20"/>
-          <w:szCs w:val="20"/>
-        </w:rPr>
-        <w:t>hexânico</w:t>
-      </w:r>
-      <w:proofErr w:type="spellEnd"/>
-      <w:r>
-        <w:rPr>
-          <w:rFonts w:ascii="Times New Roman" w:hAnsi="Times New Roman" w:cs="Times New Roman"/>
-          <w:i/>
-          <w:iCs/>
-          <w:sz w:val="20"/>
-          <w:szCs w:val="20"/>
-        </w:rPr>
-        <w:t>.</w:t>
+        <w:t xml:space="preserve"> B em meio hexânico.</w:t>
       </w:r>
     </w:p>
     <w:p>
@@ -2899,25 +2219,7 @@
           <w:sz w:val="20"/>
           <w:szCs w:val="20"/>
         </w:rPr>
-        <w:t xml:space="preserve"> material vegetal fragmentado de coloração marrom-esverdeada a marrom-escura, consistente com oxidação de clorofila e </w:t>
-      </w:r>
-      <w:proofErr w:type="spellStart"/>
-      <w:r>
-        <w:rPr>
-          <w:rFonts w:ascii="Times New Roman" w:hAnsi="Times New Roman" w:cs="Times New Roman"/>
-          <w:sz w:val="20"/>
-          <w:szCs w:val="20"/>
-        </w:rPr>
-        <w:t>terpenoides</w:t>
-      </w:r>
-      <w:proofErr w:type="spellEnd"/>
-      <w:r>
-        <w:rPr>
-          <w:rFonts w:ascii="Times New Roman" w:hAnsi="Times New Roman" w:cs="Times New Roman"/>
-          <w:sz w:val="20"/>
-          <w:szCs w:val="20"/>
-        </w:rPr>
-        <w:t xml:space="preserve"> em material ressecado, aspecto e odor compatíveis com </w:t>
+        <w:t xml:space="preserve"> material vegetal fragmentado de coloração marrom-esverdeada a marrom-escura, consistente com oxidação de clorofila e terpenoides em material ressecado, aspecto e odor compatíveis com </w:t>
       </w:r>
       <w:r>
         <w:rPr>
@@ -2967,61 +2269,7 @@
           <w:sz w:val="20"/>
           <w:szCs w:val="20"/>
         </w:rPr>
-        <w:t xml:space="preserve"> resinoso/herbáceo característico, atribuível ao perfil </w:t>
-      </w:r>
-      <w:proofErr w:type="spellStart"/>
-      <w:r>
-        <w:rPr>
-          <w:rFonts w:ascii="Times New Roman" w:hAnsi="Times New Roman" w:cs="Times New Roman"/>
-          <w:sz w:val="20"/>
-          <w:szCs w:val="20"/>
-        </w:rPr>
-        <w:t>terpênico</w:t>
-      </w:r>
-      <w:proofErr w:type="spellEnd"/>
-      <w:r>
-        <w:rPr>
-          <w:rFonts w:ascii="Times New Roman" w:hAnsi="Times New Roman" w:cs="Times New Roman"/>
-          <w:sz w:val="20"/>
-          <w:szCs w:val="20"/>
-        </w:rPr>
-        <w:t xml:space="preserve"> da espécie (</w:t>
-      </w:r>
-      <w:proofErr w:type="spellStart"/>
-      <w:r>
-        <w:rPr>
-          <w:rFonts w:ascii="Times New Roman" w:hAnsi="Times New Roman" w:cs="Times New Roman"/>
-          <w:sz w:val="20"/>
-          <w:szCs w:val="20"/>
-        </w:rPr>
-        <w:t>mirceno</w:t>
-      </w:r>
-      <w:proofErr w:type="spellEnd"/>
-      <w:r>
-        <w:rPr>
-          <w:rFonts w:ascii="Times New Roman" w:hAnsi="Times New Roman" w:cs="Times New Roman"/>
-          <w:sz w:val="20"/>
-          <w:szCs w:val="20"/>
-        </w:rPr>
-        <w:t>, β-</w:t>
-      </w:r>
-      <w:proofErr w:type="spellStart"/>
-      <w:r>
-        <w:rPr>
-          <w:rFonts w:ascii="Times New Roman" w:hAnsi="Times New Roman" w:cs="Times New Roman"/>
-          <w:sz w:val="20"/>
-          <w:szCs w:val="20"/>
-        </w:rPr>
-        <w:t>cariofileno</w:t>
-      </w:r>
-      <w:proofErr w:type="spellEnd"/>
-      <w:r>
-        <w:rPr>
-          <w:rFonts w:ascii="Times New Roman" w:hAnsi="Times New Roman" w:cs="Times New Roman"/>
-          <w:sz w:val="20"/>
-          <w:szCs w:val="20"/>
-        </w:rPr>
-        <w:t>), persistente mesmo após ressecamento em virtude da baixa pressão de vapor desses compostos a temperatura ambiente.</w:t>
+        <w:t xml:space="preserve"> resinoso/herbáceo característico, atribuível ao perfil terpênico da espécie (mirceno, β-cariofileno), persistente mesmo após ressecamento em virtude da baixa pressão de vapor desses compostos a temperatura ambiente.</w:t>
       </w:r>
     </w:p>
     <w:p>
@@ -3137,25 +2385,7 @@
           <w:sz w:val="20"/>
           <w:szCs w:val="20"/>
         </w:rPr>
-        <w:t xml:space="preserve"> [quando presentes] identificados fragmentos de brácteas papiráceas com </w:t>
-      </w:r>
-      <w:proofErr w:type="spellStart"/>
-      <w:r>
-        <w:rPr>
-          <w:rFonts w:ascii="Times New Roman" w:hAnsi="Times New Roman" w:cs="Times New Roman"/>
-          <w:sz w:val="20"/>
-          <w:szCs w:val="20"/>
-        </w:rPr>
-        <w:t>venação</w:t>
-      </w:r>
-      <w:proofErr w:type="spellEnd"/>
-      <w:r>
-        <w:rPr>
-          <w:rFonts w:ascii="Times New Roman" w:hAnsi="Times New Roman" w:cs="Times New Roman"/>
-          <w:sz w:val="20"/>
-          <w:szCs w:val="20"/>
-        </w:rPr>
-        <w:t xml:space="preserve"> característica, compatíveis com cálices de inflorescência feminina de </w:t>
+        <w:t xml:space="preserve"> [quando presentes] identificados fragmentos de brácteas papiráceas com venação característica, compatíveis com cálices de inflorescência feminina de </w:t>
       </w:r>
       <w:r>
         <w:rPr>
@@ -3205,31 +2435,23 @@
           <w:sz w:val="20"/>
           <w:szCs w:val="20"/>
         </w:rPr>
-        <w:t xml:space="preserve"> presentes: aquênios ovoides com pericarpo rígido liso, coloração marrom-acinzentada, morfologia </w:t>
-      </w:r>
-      <w:r>
-        <w:rPr>
+        <w:t xml:space="preserve"> presentes: aquênios ovoides com pericarpo rígido liso, coloração marrom-acinzentada, morfologia compatível com </w:t>
+      </w:r>
+      <w:r>
+        <w:rPr>
+          <w:rStyle w:val="nfase"/>
           <w:rFonts w:ascii="Times New Roman" w:hAnsi="Times New Roman" w:cs="Times New Roman"/>
           <w:sz w:val="20"/>
           <w:szCs w:val="20"/>
         </w:rPr>
-        <w:t xml:space="preserve">compatível com </w:t>
-      </w:r>
-      <w:r>
-        <w:rPr>
-          <w:rStyle w:val="nfase"/>
+        <w:t>Cannabis</w:t>
+      </w:r>
+      <w:r>
+        <w:rPr>
           <w:rFonts w:ascii="Times New Roman" w:hAnsi="Times New Roman" w:cs="Times New Roman"/>
           <w:sz w:val="20"/>
           <w:szCs w:val="20"/>
         </w:rPr>
-        <w:t>Cannabis</w:t>
-      </w:r>
-      <w:r>
-        <w:rPr>
-          <w:rFonts w:ascii="Times New Roman" w:hAnsi="Times New Roman" w:cs="Times New Roman"/>
-          <w:sz w:val="20"/>
-          <w:szCs w:val="20"/>
-        </w:rPr>
         <w:t xml:space="preserve"> sp.</w:t>
       </w:r>
     </w:p>
@@ -3273,31 +2495,7 @@
           <w:sz w:val="24"/>
           <w:szCs w:val="24"/>
         </w:rPr>
-        <w:t>2.</w:t>
-      </w:r>
-      <w:r>
-        <w:rPr>
-          <w:rFonts w:ascii="Times New Roman" w:hAnsi="Times New Roman" w:cs="Times New Roman"/>
-          <w:sz w:val="24"/>
-          <w:szCs w:val="24"/>
-        </w:rPr>
-        <w:t>6</w:t>
-      </w:r>
-      <w:r>
-        <w:rPr>
-          <w:rFonts w:ascii="Times New Roman" w:hAnsi="Times New Roman" w:cs="Times New Roman"/>
-          <w:sz w:val="24"/>
-          <w:szCs w:val="24"/>
-        </w:rPr>
-        <w:t xml:space="preserve">.   </w:t>
-      </w:r>
-      <w:r>
-        <w:rPr>
-          <w:rFonts w:ascii="Times New Roman" w:hAnsi="Times New Roman" w:cs="Times New Roman"/>
-          <w:sz w:val="24"/>
-          <w:szCs w:val="24"/>
-        </w:rPr>
-        <w:t>Espectroscopia no Infravermelho por Transformada de Fourier (FTIR-ATR)</w:t>
+        <w:t>2.6.   Espectroscopia no Infravermelho por Transformada de Fourier (FTIR-ATR)</w:t>
       </w:r>
     </w:p>
     <w:p>
@@ -3352,15 +2550,9 @@
           <w:sz w:val="24"/>
           <w:szCs w:val="24"/>
         </w:rPr>
-        <w:t xml:space="preserve">). </w:t>
-      </w:r>
-      <w:r>
-        <w:rPr>
-          <w:rFonts w:ascii="Times New Roman" w:hAnsi="Times New Roman" w:cs="Times New Roman"/>
-          <w:sz w:val="24"/>
-          <w:szCs w:val="24"/>
-        </w:rPr>
-        <w:t>Método instrumental confirmatório baseado na absorção seletiva de radiação infravermelha pelas ligações químicas da amostra. Cada ligação (C–H, C=O, N–H, etc.) absorve energia em frequências características, gerando um espectro que constitui impressão digital molecular única da substância. O módulo ATR (Reflectância Total Atenuada) permite análise direta sobre cristal de diamante, sem preparo de amostra, por meio de onda evanescente em profundidade micrométrica. A identificação é realizada por comparação do espectro obtido com padrões de referência em biblioteca espectral, avaliando-se posição (cm⁻¹), intensidade e perfil das bandas diagnósticas.</w:t>
+        <w:t xml:space="preserve">). Método instrumental confirmatório baseado na absorção seletiva de radiação infravermelha pelas ligações químicas da amostra. Cada ligação (C–H, C=O, N–H, etc.) absorve energia em frequências características, gerando um espectro que constitui impressão digital molecular única da substância. O módulo ATR (Reflectância Total Atenuada) permite análise direta sobre cristal de diamante, sem preparo de amostra, por meio de onda </w:t>
+        <w:lastRenderedPageBreak/>
+        <w:t>evanescente em profundidade micrométrica. A identificação é realizada por comparação do espectro obtido com padrões de referência em biblioteca espectral, avaliando-se posição (cm⁻¹), intensidade e perfil das bandas diagnósticas.</w:t>
       </w:r>
     </w:p>
     <w:p>
@@ -3393,71 +2585,43 @@
       </w:r>
       <w:r>
         <w:rPr>
-          <w:rFonts w:ascii="Times New Roman" w:hAnsi="Times New Roman" w:cs="Times New Roman"/>
+          <w:rFonts w:ascii="Times New Roman" w:eastAsia="Times New Roman" w:hAnsi="Times New Roman" w:cs="Times New Roman"/>
           <w:sz w:val="24"/>
           <w:szCs w:val="24"/>
         </w:rPr>
         <w:t xml:space="preserve">Espectrômetro </w:t>
       </w:r>
-      <w:proofErr w:type="spellStart"/>
-      <w:r>
-        <w:rPr>
-          <w:rStyle w:val="Forte"/>
-          <w:rFonts w:ascii="Times New Roman" w:hAnsi="Times New Roman" w:cs="Times New Roman"/>
-          <w:b w:val="0"/>
-          <w:bCs w:val="0"/>
+      <w:r>
+        <w:rPr>
+          <w:rFonts w:ascii="Times New Roman" w:eastAsia="Times New Roman" w:hAnsi="Times New Roman" w:cs="Times New Roman"/>
           <w:i/>
           <w:iCs/>
           <w:sz w:val="24"/>
           <w:szCs w:val="24"/>
         </w:rPr>
-        <w:t>Bruker</w:t>
-      </w:r>
-      <w:proofErr w:type="spellEnd"/>
-      <w:r>
-        <w:rPr>
-          <w:rStyle w:val="Forte"/>
-          <w:rFonts w:ascii="Times New Roman" w:hAnsi="Times New Roman" w:cs="Times New Roman"/>
-          <w:b w:val="0"/>
-          <w:bCs w:val="0"/>
+        <w:t>Bruker Alpha II</w:t>
+      </w:r>
+      <w:r>
+        <w:rPr>
+          <w:rFonts w:ascii="Times New Roman" w:eastAsia="Times New Roman" w:hAnsi="Times New Roman" w:cs="Times New Roman"/>
+          <w:sz w:val="24"/>
+          <w:szCs w:val="24"/>
+        </w:rPr>
+        <w:t xml:space="preserve"> (nº de série [BRUKER_SN]), equipado com acessório de Reflectância Total Atenuada (ATR) com cristal de diamante ([ATR_MODULO]), operando na região espectral de 4000 a 650 cm⁻¹, com 16 varreduras (</w:t>
+      </w:r>
+      <w:r>
+        <w:rPr>
+          <w:rFonts w:ascii="Times New Roman" w:eastAsia="Times New Roman" w:hAnsi="Times New Roman" w:cs="Times New Roman"/>
           <w:i/>
           <w:iCs/>
           <w:sz w:val="24"/>
           <w:szCs w:val="24"/>
         </w:rPr>
-        <w:t xml:space="preserve"> Alpha II</w:t>
-      </w:r>
-      <w:r>
-        <w:rPr>
-          <w:rFonts w:ascii="Times New Roman" w:hAnsi="Times New Roman" w:cs="Times New Roman"/>
-          <w:sz w:val="24"/>
-          <w:szCs w:val="24"/>
-        </w:rPr>
-        <w:t xml:space="preserve">, equipado com acessório de Reflectância Total Atenuada (ATR) com cristal de diamante, operando na região espectral de 4000 a 650 cm⁻¹, com 16 </w:t>
-      </w:r>
-      <w:r>
-        <w:rPr>
-          <w:rFonts w:ascii="Times New Roman" w:hAnsi="Times New Roman" w:cs="Times New Roman"/>
-          <w:sz w:val="24"/>
-          <w:szCs w:val="24"/>
-        </w:rPr>
-        <w:lastRenderedPageBreak/>
-        <w:t>varreduras (</w:t>
-      </w:r>
-      <w:proofErr w:type="spellStart"/>
-      <w:r>
-        <w:rPr>
-          <w:rStyle w:val="nfase"/>
-          <w:rFonts w:ascii="Times New Roman" w:hAnsi="Times New Roman" w:cs="Times New Roman"/>
-          <w:sz w:val="24"/>
-          <w:szCs w:val="24"/>
-        </w:rPr>
         <w:t>scans</w:t>
       </w:r>
-      <w:proofErr w:type="spellEnd"/>
-      <w:r>
-        <w:rPr>
-          <w:rFonts w:ascii="Times New Roman" w:hAnsi="Times New Roman" w:cs="Times New Roman"/>
+      <w:r>
+        <w:rPr>
+          <w:rFonts w:ascii="Times New Roman" w:eastAsia="Times New Roman" w:hAnsi="Times New Roman" w:cs="Times New Roman"/>
           <w:sz w:val="24"/>
           <w:szCs w:val="24"/>
         </w:rPr>
@@ -3465,87 +2629,21 @@
       </w:r>
       <w:r>
         <w:rPr>
-          <w:rStyle w:val="nfase"/>
-          <w:rFonts w:ascii="Times New Roman" w:hAnsi="Times New Roman" w:cs="Times New Roman"/>
-          <w:sz w:val="24"/>
-          <w:szCs w:val="24"/>
-        </w:rPr>
-        <w:t xml:space="preserve">OPUS </w:t>
-      </w:r>
-      <w:proofErr w:type="spellStart"/>
-      <w:r>
-        <w:rPr>
-          <w:rStyle w:val="nfase"/>
-          <w:rFonts w:ascii="Times New Roman" w:hAnsi="Times New Roman" w:cs="Times New Roman"/>
-          <w:sz w:val="24"/>
-          <w:szCs w:val="24"/>
-        </w:rPr>
-        <w:t>DrugID</w:t>
-      </w:r>
-      <w:proofErr w:type="spellEnd"/>
-      <w:r>
-        <w:rPr>
-          <w:rStyle w:val="nfase"/>
-          <w:rFonts w:ascii="Times New Roman" w:hAnsi="Times New Roman" w:cs="Times New Roman"/>
-          <w:sz w:val="24"/>
-          <w:szCs w:val="24"/>
-        </w:rPr>
-        <w:t xml:space="preserve"> </w:t>
-      </w:r>
-      <w:proofErr w:type="spellStart"/>
-      <w:r>
-        <w:rPr>
-          <w:rStyle w:val="nfase"/>
-          <w:rFonts w:ascii="Times New Roman" w:hAnsi="Times New Roman" w:cs="Times New Roman"/>
-          <w:sz w:val="24"/>
-          <w:szCs w:val="24"/>
-        </w:rPr>
-        <w:t>Wizard</w:t>
-      </w:r>
-      <w:proofErr w:type="spellEnd"/>
-      <w:r>
-        <w:rPr>
-          <w:rFonts w:ascii="Times New Roman" w:hAnsi="Times New Roman" w:cs="Times New Roman"/>
-          <w:sz w:val="24"/>
-          <w:szCs w:val="24"/>
-        </w:rPr>
-        <w:t xml:space="preserve"> (</w:t>
-      </w:r>
-      <w:proofErr w:type="spellStart"/>
-      <w:r>
-        <w:rPr>
-          <w:rFonts w:ascii="Times New Roman" w:hAnsi="Times New Roman" w:cs="Times New Roman"/>
-          <w:sz w:val="24"/>
-          <w:szCs w:val="24"/>
-        </w:rPr>
-        <w:t>Bruker</w:t>
-      </w:r>
-      <w:proofErr w:type="spellEnd"/>
-      <w:r>
-        <w:rPr>
-          <w:rFonts w:ascii="Times New Roman" w:hAnsi="Times New Roman" w:cs="Times New Roman"/>
-          <w:sz w:val="24"/>
-          <w:szCs w:val="24"/>
-        </w:rPr>
-        <w:t xml:space="preserve"> </w:t>
-      </w:r>
-      <w:proofErr w:type="spellStart"/>
-      <w:r>
-        <w:rPr>
-          <w:rFonts w:ascii="Times New Roman" w:hAnsi="Times New Roman" w:cs="Times New Roman"/>
-          <w:sz w:val="24"/>
-          <w:szCs w:val="24"/>
-        </w:rPr>
-        <w:t>Optik</w:t>
-      </w:r>
-      <w:proofErr w:type="spellEnd"/>
-      <w:r>
-        <w:rPr>
-          <w:rFonts w:ascii="Times New Roman" w:hAnsi="Times New Roman" w:cs="Times New Roman"/>
-          <w:sz w:val="24"/>
-          <w:szCs w:val="24"/>
-        </w:rPr>
-        <w:t xml:space="preserve"> GmbH)</w:t>
+          <w:rFonts w:ascii="Times New Roman" w:eastAsia="Times New Roman" w:hAnsi="Times New Roman" w:cs="Times New Roman"/>
+          <w:i/>
+          <w:iCs/>
+          <w:sz w:val="24"/>
+          <w:szCs w:val="24"/>
+        </w:rPr>
+        <w:t>OPUS DrugID Wizard</w:t>
+      </w:r>
+      <w:r>
+        <w:rPr>
+          <w:rFonts w:ascii="Times New Roman" w:eastAsia="Times New Roman" w:hAnsi="Times New Roman" w:cs="Times New Roman"/>
+          <w:sz w:val="24"/>
+          <w:szCs w:val="24"/>
+        </w:rPr>
+        <w:t xml:space="preserve"> (Bruker Optik GmbH), versão [OPUS_VERSAO]</w:t>
       </w:r>
       <w:r>
         <w:rPr>
@@ -3582,9 +2680,16 @@
           <w:sz w:val="24"/>
           <w:szCs w:val="24"/>
         </w:rPr>
-        <w:t xml:space="preserve">OPUS </w:t>
-      </w:r>
-      <w:proofErr w:type="spellStart"/>
+        <w:t>OPUS DrugID Wizard</w:t>
+      </w:r>
+      <w:r>
+        <w:rPr>
+          <w:rFonts w:ascii="Times New Roman" w:hAnsi="Times New Roman" w:cs="Times New Roman"/>
+          <w:sz w:val="24"/>
+          <w:szCs w:val="24"/>
+        </w:rPr>
+        <w:t>. A avaliação não se limitou ao índice de correspondência (</w:t>
+      </w:r>
       <w:r>
         <w:rPr>
           <w:rFonts w:ascii="Times New Roman" w:hAnsi="Times New Roman" w:cs="Times New Roman"/>
@@ -3593,47 +2698,6 @@
           <w:sz w:val="24"/>
           <w:szCs w:val="24"/>
         </w:rPr>
-        <w:t>DrugID</w:t>
-      </w:r>
-      <w:proofErr w:type="spellEnd"/>
-      <w:r>
-        <w:rPr>
-          <w:rFonts w:ascii="Times New Roman" w:hAnsi="Times New Roman" w:cs="Times New Roman"/>
-          <w:i/>
-          <w:iCs/>
-          <w:sz w:val="24"/>
-          <w:szCs w:val="24"/>
-        </w:rPr>
-        <w:t xml:space="preserve"> </w:t>
-      </w:r>
-      <w:proofErr w:type="spellStart"/>
-      <w:r>
-        <w:rPr>
-          <w:rFonts w:ascii="Times New Roman" w:hAnsi="Times New Roman" w:cs="Times New Roman"/>
-          <w:i/>
-          <w:iCs/>
-          <w:sz w:val="24"/>
-          <w:szCs w:val="24"/>
-        </w:rPr>
-        <w:t>Wizard</w:t>
-      </w:r>
-      <w:proofErr w:type="spellEnd"/>
-      <w:r>
-        <w:rPr>
-          <w:rFonts w:ascii="Times New Roman" w:hAnsi="Times New Roman" w:cs="Times New Roman"/>
-          <w:sz w:val="24"/>
-          <w:szCs w:val="24"/>
-        </w:rPr>
-        <w:t>. A avaliação não se limitou ao índice de correspondência (</w:t>
-      </w:r>
-      <w:r>
-        <w:rPr>
-          <w:rFonts w:ascii="Times New Roman" w:hAnsi="Times New Roman" w:cs="Times New Roman"/>
-          <w:i/>
-          <w:iCs/>
-          <w:sz w:val="24"/>
-          <w:szCs w:val="24"/>
-        </w:rPr>
         <w:t>match</w:t>
       </w:r>
       <w:r>
@@ -3660,43 +2724,7 @@
           <w:sz w:val="24"/>
           <w:szCs w:val="24"/>
         </w:rPr>
-        <w:t xml:space="preserve"> conforme POP SENASP nº 9.09 (2024, §5): (i) avaliação da aparência geral do espectro; (</w:t>
-      </w:r>
-      <w:proofErr w:type="spellStart"/>
-      <w:r>
-        <w:rPr>
-          <w:rFonts w:ascii="Times New Roman" w:hAnsi="Times New Roman" w:cs="Times New Roman"/>
-          <w:sz w:val="24"/>
-          <w:szCs w:val="24"/>
-        </w:rPr>
-        <w:t>ii</w:t>
-      </w:r>
-      <w:proofErr w:type="spellEnd"/>
-      <w:r>
-        <w:rPr>
-          <w:rFonts w:ascii="Times New Roman" w:hAnsi="Times New Roman" w:cs="Times New Roman"/>
-          <w:sz w:val="24"/>
-          <w:szCs w:val="24"/>
-        </w:rPr>
-        <w:t>) identificação das bandas diagnósticas principais do padrão de referência; (</w:t>
-      </w:r>
-      <w:proofErr w:type="spellStart"/>
-      <w:r>
-        <w:rPr>
-          <w:rFonts w:ascii="Times New Roman" w:hAnsi="Times New Roman" w:cs="Times New Roman"/>
-          <w:sz w:val="24"/>
-          <w:szCs w:val="24"/>
-        </w:rPr>
-        <w:t>iii</w:t>
-      </w:r>
-      <w:proofErr w:type="spellEnd"/>
-      <w:r>
-        <w:rPr>
-          <w:rFonts w:ascii="Times New Roman" w:hAnsi="Times New Roman" w:cs="Times New Roman"/>
-          <w:sz w:val="24"/>
-          <w:szCs w:val="24"/>
-        </w:rPr>
-        <w:t>) localização dessas bandas no espectro questionado (tolerância ±4 cm⁻¹).</w:t>
+        <w:t xml:space="preserve"> conforme POP SENASP nº 9.09 (2024, §5): (i) avaliação da aparência geral do espectro; (ii) identificação das bandas diagnósticas principais do padrão de referência; (iii) localização dessas bandas no espectro questionado.</w:t>
       </w:r>
       <w:r>
         <w:rPr>
@@ -3706,6 +2734,14 @@
           <w:szCs w:val="24"/>
         </w:rPr>
         <w:footnoteReference w:id="5"/>
+      </w:r>
+      <w:r>
+        <w:rPr>
+          <w:rFonts w:ascii="Times New Roman" w:hAnsi="Times New Roman" w:cs="Times New Roman"/>
+          <w:sz w:val="24"/>
+          <w:szCs w:val="24"/>
+        </w:rPr>
+        <w:t xml:space="preserve"> A tolerância declarada de ±4 cm⁻¹ é tecnicamente conservadora em relação à exatidão de número de onda verificada instrumentalmente pelo OVP vigente, conferindo margem analítica adicional de segurança às identificações realizadas</w:t>
       </w:r>
     </w:p>
     <w:p>
@@ -3724,7 +2760,7 @@
           <w:noProof/>
         </w:rPr>
         <w:drawing>
-          <wp:anchor distT="0" distB="0" distL="114300" distR="114300" simplePos="0" relativeHeight="251659264" behindDoc="0" locked="0" layoutInCell="1" allowOverlap="1" wp14:anchorId="6F6C15E3" wp14:editId="7BC000E1">
+          <wp:anchor distT="0" distB="0" distL="114300" distR="114300" simplePos="0" relativeHeight="251659264" behindDoc="0" locked="0" layoutInCell="1" allowOverlap="1" wp14:anchorId="1EA08DDC" wp14:editId="106EF197">
             <wp:simplePos x="0" y="0"/>
             <wp:positionH relativeFrom="margin">
               <wp:posOffset>975360</wp:posOffset>
@@ -3866,15 +2902,7 @@
           <w:sz w:val="24"/>
           <w:szCs w:val="24"/>
         </w:rPr>
-        <w:t>Cada</w:t>
-      </w:r>
-      <w:r>
-        <w:rPr>
-          <w:rFonts w:ascii="Times New Roman" w:hAnsi="Times New Roman" w:cs="Times New Roman"/>
-          <w:sz w:val="24"/>
-          <w:szCs w:val="24"/>
-        </w:rPr>
-        <w:t xml:space="preserve"> amostra apresentou o seguinte comportamento reacional, registrado em todas as etapas do protocolo:</w:t>
+        <w:t>Cada amostra apresentou o seguinte comportamento reacional, registrado em todas as etapas do protocolo:</w:t>
       </w:r>
     </w:p>
     <w:p>
@@ -4093,29 +3121,7 @@
                 <w:sz w:val="20"/>
                 <w:szCs w:val="20"/>
               </w:rPr>
-              <w:t>Formação de precipitado azul [</w:t>
-            </w:r>
-            <w:proofErr w:type="gramStart"/>
-            <w:r>
-              <w:rPr>
-                <w:rFonts w:ascii="Times New Roman" w:hAnsi="Times New Roman" w:cs="Times New Roman"/>
-                <w:i/>
-                <w:iCs/>
-                <w:sz w:val="20"/>
-                <w:szCs w:val="20"/>
-              </w:rPr>
-              <w:t>Co(</w:t>
-            </w:r>
-            <w:proofErr w:type="gramEnd"/>
-            <w:r>
-              <w:rPr>
-                <w:rFonts w:ascii="Times New Roman" w:hAnsi="Times New Roman" w:cs="Times New Roman"/>
-                <w:i/>
-                <w:iCs/>
-                <w:sz w:val="20"/>
-                <w:szCs w:val="20"/>
-              </w:rPr>
-              <w:t>SCN)₂·cocaína]</w:t>
+              <w:t>Formação de precipitado azul [Co(SCN)₂·cocaína]</w:t>
             </w:r>
           </w:p>
         </w:tc>
@@ -4146,29 +3152,7 @@
                 <w:sz w:val="20"/>
                 <w:szCs w:val="20"/>
               </w:rPr>
-              <w:t xml:space="preserve">Desaparecimento da coloração com </w:t>
-            </w:r>
-            <w:proofErr w:type="spellStart"/>
-            <w:r>
-              <w:rPr>
-                <w:rFonts w:ascii="Times New Roman" w:hAnsi="Times New Roman" w:cs="Times New Roman"/>
-                <w:i/>
-                <w:iCs/>
-                <w:sz w:val="20"/>
-                <w:szCs w:val="20"/>
-              </w:rPr>
-              <w:t>HCl</w:t>
-            </w:r>
-            <w:proofErr w:type="spellEnd"/>
-            <w:r>
-              <w:rPr>
-                <w:rFonts w:ascii="Times New Roman" w:hAnsi="Times New Roman" w:cs="Times New Roman"/>
-                <w:i/>
-                <w:iCs/>
-                <w:sz w:val="20"/>
-                <w:szCs w:val="20"/>
-              </w:rPr>
-              <w:t xml:space="preserve"> 10%</w:t>
+              <w:t>Desaparecimento da coloração com HCl 10%</w:t>
             </w:r>
           </w:p>
         </w:tc>
@@ -4199,29 +3183,7 @@
                 <w:sz w:val="20"/>
                 <w:szCs w:val="20"/>
               </w:rPr>
-              <w:t>Reaparecimento da coloração azul na fase orgânica (</w:t>
-            </w:r>
-            <w:proofErr w:type="spellStart"/>
-            <w:r>
-              <w:rPr>
-                <w:rFonts w:ascii="Times New Roman" w:hAnsi="Times New Roman" w:cs="Times New Roman"/>
-                <w:i/>
-                <w:iCs/>
-                <w:sz w:val="20"/>
-                <w:szCs w:val="20"/>
-              </w:rPr>
-              <w:t>CHCl</w:t>
-            </w:r>
-            <w:proofErr w:type="spellEnd"/>
-            <w:r>
-              <w:rPr>
-                <w:rFonts w:ascii="Times New Roman" w:hAnsi="Times New Roman" w:cs="Times New Roman"/>
-                <w:i/>
-                <w:iCs/>
-                <w:sz w:val="20"/>
-                <w:szCs w:val="20"/>
-              </w:rPr>
-              <w:t>₃)</w:t>
+              <w:t>Reaparecimento da coloração azul na fase orgânica (CHCl₃)</w:t>
             </w:r>
           </w:p>
         </w:tc>
@@ -4374,20 +3336,8 @@
                 <w:sz w:val="20"/>
                 <w:szCs w:val="20"/>
               </w:rPr>
-              <w:t xml:space="preserve">PRESUNTIVO POSITIVO para alcaloide </w:t>
-            </w:r>
-            <w:proofErr w:type="spellStart"/>
-            <w:r>
-              <w:rPr>
-                <w:rFonts w:ascii="Times New Roman" w:hAnsi="Times New Roman" w:cs="Times New Roman"/>
-                <w:b/>
-                <w:bCs/>
-                <w:sz w:val="20"/>
-                <w:szCs w:val="20"/>
-              </w:rPr>
-              <w:t>tropânico</w:t>
-            </w:r>
-            <w:proofErr w:type="spellEnd"/>
+              <w:t>PRESUNTIVO POSITIVO para alcaloide tropânico</w:t>
+            </w:r>
           </w:p>
         </w:tc>
       </w:tr>
@@ -4468,45 +3418,15 @@
           <w:sz w:val="24"/>
           <w:szCs w:val="24"/>
         </w:rPr>
-        <w:t>cocaína base (</w:t>
-      </w:r>
-      <w:proofErr w:type="spellStart"/>
-      <w:r>
-        <w:rPr>
-          <w:rFonts w:ascii="Times New Roman" w:hAnsi="Times New Roman" w:cs="Times New Roman"/>
-          <w:b/>
-          <w:bCs/>
-          <w:sz w:val="24"/>
-          <w:szCs w:val="24"/>
-        </w:rPr>
-        <w:t>benzoilmetilecgonina</w:t>
-      </w:r>
-      <w:proofErr w:type="spellEnd"/>
-      <w:r>
-        <w:rPr>
-          <w:rFonts w:ascii="Times New Roman" w:hAnsi="Times New Roman" w:cs="Times New Roman"/>
-          <w:b/>
-          <w:bCs/>
-          <w:sz w:val="24"/>
-          <w:szCs w:val="24"/>
-        </w:rPr>
-        <w:t>)</w:t>
-      </w:r>
-      <w:r>
-        <w:rPr>
-          <w:rFonts w:ascii="Times New Roman" w:hAnsi="Times New Roman" w:cs="Times New Roman"/>
-          <w:sz w:val="24"/>
-          <w:szCs w:val="24"/>
-        </w:rPr>
-        <w:t xml:space="preserve"> </w:t>
-      </w:r>
-      <w:r>
-        <w:rPr>
-          <w:rFonts w:ascii="Times New Roman" w:hAnsi="Times New Roman" w:cs="Times New Roman"/>
-          <w:sz w:val="24"/>
-          <w:szCs w:val="24"/>
-        </w:rPr>
-        <w:t xml:space="preserve">em biblioteca de referência </w:t>
+        <w:t>cocaína base (benzoilmetilecgonina)</w:t>
+      </w:r>
+      <w:r>
+        <w:rPr>
+          <w:rFonts w:ascii="Times New Roman" w:hAnsi="Times New Roman" w:cs="Times New Roman"/>
+          <w:sz w:val="24"/>
+          <w:szCs w:val="24"/>
+        </w:rPr>
+        <w:t xml:space="preserve"> em biblioteca de referência </w:t>
       </w:r>
       <w:r>
         <w:rPr>
@@ -4525,110 +3445,44 @@
           <w:szCs w:val="24"/>
         </w:rPr>
         <w:t xml:space="preserve">OPUS </w:t>
-      </w:r>
-      <w:proofErr w:type="spellStart"/>
-      <w:r>
-        <w:rPr>
-          <w:rFonts w:ascii="Times New Roman" w:eastAsia="Times New Roman" w:hAnsi="Times New Roman" w:cs="Times New Roman"/>
+        <w:lastRenderedPageBreak/>
+        <w:t>DrugID Wizard</w:t>
+      </w:r>
+      <w:r>
+        <w:rPr>
+          <w:rFonts w:ascii="Times New Roman" w:hAnsi="Times New Roman" w:cs="Times New Roman"/>
+          <w:sz w:val="24"/>
+          <w:szCs w:val="24"/>
+        </w:rPr>
+        <w:t xml:space="preserve">. Observou-se concordância com bandas espectrais diagnósticas atribuíveis à </w:t>
+      </w:r>
+      <w:r>
+        <w:rPr>
+          <w:rFonts w:ascii="Times New Roman" w:hAnsi="Times New Roman" w:cs="Times New Roman"/>
+          <w:b/>
+          <w:bCs/>
+          <w:sz w:val="24"/>
+          <w:szCs w:val="24"/>
+        </w:rPr>
+        <w:t>Cocaína Base — benzoilmetilecgonina</w:t>
+      </w:r>
+      <w:r>
+        <w:rPr>
+          <w:rFonts w:ascii="Times New Roman" w:hAnsi="Times New Roman" w:cs="Times New Roman"/>
+          <w:sz w:val="24"/>
+          <w:szCs w:val="24"/>
+        </w:rPr>
+        <w:t xml:space="preserve">, nome IUPAC: </w:t>
+      </w:r>
+      <w:r>
+        <w:rPr>
+          <w:rFonts w:ascii="Times New Roman" w:hAnsi="Times New Roman" w:cs="Times New Roman"/>
           <w:i/>
           <w:iCs/>
           <w:sz w:val="24"/>
           <w:szCs w:val="24"/>
         </w:rPr>
-        <w:t>DrugID</w:t>
-      </w:r>
-      <w:proofErr w:type="spellEnd"/>
-      <w:r>
-        <w:rPr>
-          <w:rFonts w:ascii="Times New Roman" w:eastAsia="Times New Roman" w:hAnsi="Times New Roman" w:cs="Times New Roman"/>
-          <w:i/>
-          <w:iCs/>
-          <w:sz w:val="24"/>
-          <w:szCs w:val="24"/>
-        </w:rPr>
-        <w:t xml:space="preserve"> </w:t>
-      </w:r>
-      <w:proofErr w:type="spellStart"/>
-      <w:r>
-        <w:rPr>
-          <w:rFonts w:ascii="Times New Roman" w:eastAsia="Times New Roman" w:hAnsi="Times New Roman" w:cs="Times New Roman"/>
-          <w:i/>
-          <w:iCs/>
-          <w:sz w:val="24"/>
-          <w:szCs w:val="24"/>
-        </w:rPr>
-        <w:t>Wizard</w:t>
-      </w:r>
-      <w:proofErr w:type="spellEnd"/>
-      <w:r>
-        <w:rPr>
-          <w:rFonts w:ascii="Times New Roman" w:hAnsi="Times New Roman" w:cs="Times New Roman"/>
-          <w:sz w:val="24"/>
-          <w:szCs w:val="24"/>
-        </w:rPr>
-        <w:t xml:space="preserve">. Observou-se concordância com bandas espectrais diagnósticas atribuíveis à </w:t>
-      </w:r>
-      <w:r>
-        <w:rPr>
-          <w:rFonts w:ascii="Times New Roman" w:hAnsi="Times New Roman" w:cs="Times New Roman"/>
-          <w:b/>
-          <w:bCs/>
-          <w:sz w:val="24"/>
-          <w:szCs w:val="24"/>
-        </w:rPr>
-        <w:t xml:space="preserve">Cocaína Base — </w:t>
-      </w:r>
-      <w:proofErr w:type="spellStart"/>
-      <w:r>
-        <w:rPr>
-          <w:rFonts w:ascii="Times New Roman" w:hAnsi="Times New Roman" w:cs="Times New Roman"/>
-          <w:b/>
-          <w:bCs/>
-          <w:sz w:val="24"/>
-          <w:szCs w:val="24"/>
-        </w:rPr>
-        <w:t>benzoilmetilecgonina</w:t>
-      </w:r>
-      <w:proofErr w:type="spellEnd"/>
-      <w:r>
-        <w:rPr>
-          <w:rFonts w:ascii="Times New Roman" w:hAnsi="Times New Roman" w:cs="Times New Roman"/>
-          <w:sz w:val="24"/>
-          <w:szCs w:val="24"/>
-        </w:rPr>
-        <w:t xml:space="preserve">, nome IUPAC: </w:t>
-      </w:r>
-      <w:r>
-        <w:rPr>
-          <w:rFonts w:ascii="Times New Roman" w:hAnsi="Times New Roman" w:cs="Times New Roman"/>
-          <w:i/>
-          <w:iCs/>
-          <w:sz w:val="24"/>
-          <w:szCs w:val="24"/>
-        </w:rPr>
-        <w:t>metil (1R,2R,3S,5</w:t>
-      </w:r>
-      <w:proofErr w:type="gramStart"/>
-      <w:r>
-        <w:rPr>
-          <w:rFonts w:ascii="Times New Roman" w:hAnsi="Times New Roman" w:cs="Times New Roman"/>
-          <w:i/>
-          <w:iCs/>
-          <w:sz w:val="24"/>
-          <w:szCs w:val="24"/>
-        </w:rPr>
-        <w:t>S)-</w:t>
-      </w:r>
-      <w:proofErr w:type="gramEnd"/>
-      <w:r>
-        <w:rPr>
-          <w:rFonts w:ascii="Times New Roman" w:hAnsi="Times New Roman" w:cs="Times New Roman"/>
-          <w:i/>
-          <w:iCs/>
-          <w:sz w:val="24"/>
-          <w:szCs w:val="24"/>
-        </w:rPr>
-        <w:t>3-(benzoiloxi)-8-metil-8-azabiciclo[3.2.1]octano-2-carboxilato</w:t>
+        <w:t>metil (1R,2R,3S,5S)-3-(benzoiloxi)-8-metil-8-azabiciclo[3.2.1]octano-2-carboxilato</w:t>
       </w:r>
       <w:r>
         <w:rPr>
@@ -4637,6 +3491,25 @@
           <w:szCs w:val="24"/>
         </w:rPr>
         <w:t>. Fórmula molecular: C₁₇H₂₁NO₄. Peso molecular: 303,4 g/mol.</w:t>
+      </w:r>
+    </w:p>
+    <w:p>
+      <w:pPr>
+        <w:spacing w:before="80" w:after="80"/>
+        <w:jc w:val="both"/>
+        <w:rPr>
+          <w:rFonts w:ascii="Times New Roman" w:hAnsi="Times New Roman" w:cs="Times New Roman"/>
+          <w:sz w:val="24"/>
+          <w:szCs w:val="24"/>
+        </w:rPr>
+      </w:pPr>
+      <w:r>
+        <w:rPr>
+          <w:rFonts w:ascii="Times New Roman" w:hAnsi="Times New Roman" w:cs="Times New Roman"/>
+          <w:sz w:val="24"/>
+          <w:szCs w:val="24"/>
+        </w:rPr>
+        <w:t>Biblioteca espectral consultada: [BIBLIOTECA]; Nº de entrada na biblioteca: [ENTRADA_NR]; Hit Quality (índice de correspondência): [HIT_QUALITY]; Arquivo do espectro: [ARQUIVO_ESP]; Data/hora da medição: [DATA_ESP].</w:t>
       </w:r>
     </w:p>
     <w:tbl>
@@ -4862,20 +3735,8 @@
                 <w:sz w:val="20"/>
                 <w:szCs w:val="20"/>
               </w:rPr>
-              <w:t xml:space="preserve">Éster </w:t>
-            </w:r>
-            <w:proofErr w:type="spellStart"/>
-            <w:r>
-              <w:rPr>
-                <w:rFonts w:ascii="Times New Roman" w:hAnsi="Times New Roman" w:cs="Times New Roman"/>
-                <w:b/>
-                <w:bCs/>
-                <w:sz w:val="20"/>
-                <w:szCs w:val="20"/>
-              </w:rPr>
-              <w:t>benzóico</w:t>
-            </w:r>
-            <w:proofErr w:type="spellEnd"/>
+              <w:t>Éster benzóico</w:t>
+            </w:r>
           </w:p>
         </w:tc>
       </w:tr>
@@ -5008,7 +3869,6 @@
                 <w:sz w:val="20"/>
                 <w:szCs w:val="20"/>
               </w:rPr>
-              <w:lastRenderedPageBreak/>
               <w:t>1275–1240</w:t>
             </w:r>
           </w:p>
@@ -5439,39 +4299,17 @@
           <w:sz w:val="20"/>
           <w:szCs w:val="20"/>
         </w:rPr>
-        <w:t>Tabela 3. Bandas espectrais diagnósticas — FTIR-ATR — Cocaína Base (</w:t>
-      </w:r>
-      <w:proofErr w:type="spellStart"/>
-      <w:r>
+        <w:t>Tabela 3. Bandas espectrais diagnósticas — FTIR-ATR — Cocaína Base (benzoilmetilecgonina).</w:t>
+      </w:r>
+    </w:p>
+    <w:p>
+      <w:pPr>
+        <w:spacing w:before="80" w:after="80"/>
+        <w:jc w:val="center"/>
         <w:rPr>
           <w:rFonts w:ascii="Times New Roman" w:hAnsi="Times New Roman" w:cs="Times New Roman"/>
           <w:i/>
           <w:iCs/>
-          <w:sz w:val="20"/>
-          <w:szCs w:val="20"/>
-        </w:rPr>
-        <w:t>benzoilmetilecgonina</w:t>
-      </w:r>
-      <w:proofErr w:type="spellEnd"/>
-      <w:r>
-        <w:rPr>
-          <w:rFonts w:ascii="Times New Roman" w:hAnsi="Times New Roman" w:cs="Times New Roman"/>
-          <w:i/>
-          <w:iCs/>
-          <w:sz w:val="20"/>
-          <w:szCs w:val="20"/>
-        </w:rPr>
-        <w:t>).</w:t>
-      </w:r>
-    </w:p>
-    <w:p>
-      <w:pPr>
-        <w:spacing w:before="80" w:after="80"/>
-        <w:jc w:val="center"/>
-        <w:rPr>
-          <w:rFonts w:ascii="Times New Roman" w:hAnsi="Times New Roman" w:cs="Times New Roman"/>
-          <w:i/>
-          <w:iCs/>
         </w:rPr>
       </w:pPr>
       <w:r>
@@ -5479,7 +4317,7 @@
           <w:noProof/>
         </w:rPr>
         <w:drawing>
-          <wp:inline distT="0" distB="0" distL="0" distR="0" wp14:anchorId="07730393" wp14:editId="05C27B7C">
+          <wp:inline distT="0" distB="0" distL="0" distR="0" wp14:anchorId="0B36D7F8" wp14:editId="5207FBB7">
             <wp:extent cx="2292350" cy="1208445"/>
             <wp:effectExtent l="0" t="0" r="0" b="0"/>
             <wp:docPr id="1" name="Imagem 1" descr="Fórmula Estrutural Da Cocaína Ilustração do Vetor - Ilustração de veneno,  oxigênio: 22477897"/>
@@ -5599,29 +4437,7 @@
           <w:sz w:val="24"/>
           <w:szCs w:val="24"/>
         </w:rPr>
-        <w:t>3.</w:t>
-      </w:r>
-      <w:r>
-        <w:rPr>
-          <w:rFonts w:ascii="Times New Roman" w:eastAsia="Times New Roman" w:hAnsi="Times New Roman" w:cs="Times New Roman"/>
-          <w:b/>
-          <w:bCs/>
-          <w:color w:val="0070C0"/>
-          <w:sz w:val="24"/>
-          <w:szCs w:val="24"/>
-        </w:rPr>
-        <w:t>3</w:t>
-      </w:r>
-      <w:r>
-        <w:rPr>
-          <w:rFonts w:ascii="Times New Roman" w:eastAsia="Times New Roman" w:hAnsi="Times New Roman" w:cs="Times New Roman"/>
-          <w:b/>
-          <w:bCs/>
-          <w:color w:val="0070C0"/>
-          <w:sz w:val="24"/>
-          <w:szCs w:val="24"/>
-        </w:rPr>
-        <w:t>.   Análises por Fast Blue B + Análise Botânica + FTIR-ATR — Item c.</w:t>
+        <w:t>3.3.   Análises por Fast Blue B + Análise Botânica + FTIR-ATR — Item b.</w:t>
       </w:r>
     </w:p>
     <w:p>
@@ -5672,73 +4488,15 @@
           <w:sz w:val="24"/>
           <w:szCs w:val="24"/>
         </w:rPr>
-        <w:t xml:space="preserve">PRESUNTIVO POSITIVO para </w:t>
-      </w:r>
-      <w:proofErr w:type="spellStart"/>
+        <w:t>PRESUNTIVO POSITIVO para canabinoide fenólico</w:t>
+      </w:r>
       <w:r>
         <w:rPr>
           <w:rFonts w:ascii="Times New Roman" w:eastAsia="Times New Roman" w:hAnsi="Times New Roman" w:cs="Times New Roman"/>
-          <w:b/>
-          <w:bCs/>
-          <w:sz w:val="24"/>
-          <w:szCs w:val="24"/>
-        </w:rPr>
-        <w:t>canabinoide</w:t>
-      </w:r>
-      <w:proofErr w:type="spellEnd"/>
-      <w:r>
-        <w:rPr>
-          <w:rFonts w:ascii="Times New Roman" w:eastAsia="Times New Roman" w:hAnsi="Times New Roman" w:cs="Times New Roman"/>
-          <w:b/>
-          <w:bCs/>
-          <w:sz w:val="24"/>
-          <w:szCs w:val="24"/>
-        </w:rPr>
-        <w:t xml:space="preserve"> fenólico</w:t>
-      </w:r>
-      <w:r>
-        <w:rPr>
-          <w:rFonts w:ascii="Times New Roman" w:eastAsia="Times New Roman" w:hAnsi="Times New Roman" w:cs="Times New Roman"/>
-          <w:sz w:val="24"/>
-          <w:szCs w:val="24"/>
-        </w:rPr>
-        <w:t xml:space="preserve">, evidenciado pela formação de coloração </w:t>
-      </w:r>
-      <w:proofErr w:type="spellStart"/>
-      <w:r>
-        <w:rPr>
-          <w:rFonts w:ascii="Times New Roman" w:eastAsia="Times New Roman" w:hAnsi="Times New Roman" w:cs="Times New Roman"/>
-          <w:sz w:val="24"/>
-          <w:szCs w:val="24"/>
-        </w:rPr>
-        <w:t>vermelho-avermelhada</w:t>
-      </w:r>
-      <w:proofErr w:type="spellEnd"/>
-      <w:r>
-        <w:rPr>
-          <w:rFonts w:ascii="Times New Roman" w:eastAsia="Times New Roman" w:hAnsi="Times New Roman" w:cs="Times New Roman"/>
-          <w:sz w:val="24"/>
-          <w:szCs w:val="24"/>
-        </w:rPr>
-        <w:t xml:space="preserve"> intensa e estável na fase orgânica </w:t>
-      </w:r>
-      <w:proofErr w:type="spellStart"/>
-      <w:r>
-        <w:rPr>
-          <w:rFonts w:ascii="Times New Roman" w:eastAsia="Times New Roman" w:hAnsi="Times New Roman" w:cs="Times New Roman"/>
-          <w:sz w:val="24"/>
-          <w:szCs w:val="24"/>
-        </w:rPr>
-        <w:t>hexânica</w:t>
-      </w:r>
-      <w:proofErr w:type="spellEnd"/>
-      <w:r>
-        <w:rPr>
-          <w:rFonts w:ascii="Times New Roman" w:eastAsia="Times New Roman" w:hAnsi="Times New Roman" w:cs="Times New Roman"/>
-          <w:sz w:val="24"/>
-          <w:szCs w:val="24"/>
-        </w:rPr>
-        <w:t>, compatível com produto de acoplamento azoaromático do Δ9-THC.</w:t>
+          <w:sz w:val="24"/>
+          <w:szCs w:val="24"/>
+        </w:rPr>
+        <w:t>, evidenciado pela formação de coloração vermelho-avermelhada intensa e estável na fase orgânica hexânica, compatível com produto de acoplamento azoaromático do Δ9-THC.</w:t>
       </w:r>
     </w:p>
     <w:p>
@@ -5830,9 +4588,16 @@
           <w:sz w:val="24"/>
           <w:szCs w:val="24"/>
         </w:rPr>
-        <w:t>(</w:t>
-      </w:r>
-      <w:proofErr w:type="spellStart"/>
+        <w:t>(ii)</w:t>
+      </w:r>
+      <w:r>
+        <w:rPr>
+          <w:rFonts w:ascii="Times New Roman" w:hAnsi="Times New Roman" w:cs="Times New Roman"/>
+          <w:sz w:val="24"/>
+          <w:szCs w:val="24"/>
+        </w:rPr>
+        <w:t xml:space="preserve"> estruturas compatíveis com tricomas glandulares colapsados e/ou depósito resinoso aderido à superfície; </w:t>
+      </w:r>
       <w:r>
         <w:rPr>
           <w:rFonts w:ascii="Times New Roman" w:hAnsi="Times New Roman" w:cs="Times New Roman"/>
@@ -5840,54 +4605,7 @@
           <w:sz w:val="24"/>
           <w:szCs w:val="24"/>
         </w:rPr>
-        <w:t>ii</w:t>
-      </w:r>
-      <w:proofErr w:type="spellEnd"/>
-      <w:r>
-        <w:rPr>
-          <w:rFonts w:ascii="Times New Roman" w:hAnsi="Times New Roman" w:cs="Times New Roman"/>
-          <w:b/>
-          <w:sz w:val="24"/>
-          <w:szCs w:val="24"/>
-        </w:rPr>
-        <w:t>)</w:t>
-      </w:r>
-      <w:r>
-        <w:rPr>
-          <w:rFonts w:ascii="Times New Roman" w:hAnsi="Times New Roman" w:cs="Times New Roman"/>
-          <w:sz w:val="24"/>
-          <w:szCs w:val="24"/>
-        </w:rPr>
-        <w:t xml:space="preserve"> estruturas compatíveis com tricomas glandulares colapsados e/ou depósito resinoso aderido à superfície; </w:t>
-      </w:r>
-      <w:r>
-        <w:rPr>
-          <w:rFonts w:ascii="Times New Roman" w:hAnsi="Times New Roman" w:cs="Times New Roman"/>
-          <w:b/>
-          <w:sz w:val="24"/>
-          <w:szCs w:val="24"/>
-        </w:rPr>
-        <w:t>(</w:t>
-      </w:r>
-      <w:proofErr w:type="spellStart"/>
-      <w:r>
-        <w:rPr>
-          <w:rFonts w:ascii="Times New Roman" w:hAnsi="Times New Roman" w:cs="Times New Roman"/>
-          <w:b/>
-          <w:sz w:val="24"/>
-          <w:szCs w:val="24"/>
-        </w:rPr>
-        <w:t>iii</w:t>
-      </w:r>
-      <w:proofErr w:type="spellEnd"/>
-      <w:r>
-        <w:rPr>
-          <w:rFonts w:ascii="Times New Roman" w:hAnsi="Times New Roman" w:cs="Times New Roman"/>
-          <w:b/>
-          <w:sz w:val="24"/>
-          <w:szCs w:val="24"/>
-        </w:rPr>
-        <w:t>)</w:t>
+        <w:t>(iii)</w:t>
       </w:r>
       <w:r>
         <w:rPr>
@@ -5978,9 +4696,34 @@
           <w:sz w:val="24"/>
           <w:szCs w:val="24"/>
         </w:rPr>
-        <w:t xml:space="preserve">OPUS </w:t>
-      </w:r>
-      <w:proofErr w:type="spellStart"/>
+        <w:t>OPUS DrugID Wizard</w:t>
+      </w:r>
+      <w:r>
+        <w:rPr>
+          <w:rFonts w:ascii="Times New Roman" w:eastAsia="Times New Roman" w:hAnsi="Times New Roman" w:cs="Times New Roman"/>
+          <w:sz w:val="24"/>
+          <w:szCs w:val="24"/>
+        </w:rPr>
+        <w:t xml:space="preserve">. Observou-se concordância com bandas espectrais diagnósticas atribuíveis ao </w:t>
+      </w:r>
+      <w:r>
+        <w:rPr>
+          <w:rFonts w:ascii="Times New Roman" w:eastAsia="Times New Roman" w:hAnsi="Times New Roman" w:cs="Times New Roman"/>
+          <w:b/>
+          <w:bCs/>
+          <w:sz w:val="24"/>
+          <w:szCs w:val="24"/>
+        </w:rPr>
+        <w:t>Δ9-THC</w:t>
+      </w:r>
+      <w:r>
+        <w:rPr>
+          <w:rFonts w:ascii="Times New Roman" w:eastAsia="Times New Roman" w:hAnsi="Times New Roman" w:cs="Times New Roman"/>
+          <w:sz w:val="24"/>
+          <w:szCs w:val="24"/>
+        </w:rPr>
+        <w:t xml:space="preserve">, nome IUPAC: </w:t>
+      </w:r>
       <w:r>
         <w:rPr>
           <w:rFonts w:ascii="Times New Roman" w:eastAsia="Times New Roman" w:hAnsi="Times New Roman" w:cs="Times New Roman"/>
@@ -5989,96 +4732,34 @@
           <w:sz w:val="24"/>
           <w:szCs w:val="24"/>
         </w:rPr>
-        <w:t>DrugID</w:t>
-      </w:r>
-      <w:proofErr w:type="spellEnd"/>
+        <w:t>(-)-(6aR,10aR)-6,6,9-trimetil-3-pentil-6a,7,8,10a-tetrahidro-6H-benzo[c]piran-1-ol</w:t>
+      </w:r>
       <w:r>
         <w:rPr>
           <w:rFonts w:ascii="Times New Roman" w:eastAsia="Times New Roman" w:hAnsi="Times New Roman" w:cs="Times New Roman"/>
-          <w:i/>
-          <w:iCs/>
-          <w:sz w:val="24"/>
-          <w:szCs w:val="24"/>
-        </w:rPr>
-        <w:t xml:space="preserve"> </w:t>
-      </w:r>
-      <w:proofErr w:type="spellStart"/>
-      <w:r>
-        <w:rPr>
-          <w:rFonts w:ascii="Times New Roman" w:eastAsia="Times New Roman" w:hAnsi="Times New Roman" w:cs="Times New Roman"/>
-          <w:i/>
-          <w:iCs/>
-          <w:sz w:val="24"/>
-          <w:szCs w:val="24"/>
-        </w:rPr>
-        <w:t>Wizard</w:t>
-      </w:r>
-      <w:proofErr w:type="spellEnd"/>
-      <w:r>
-        <w:rPr>
-          <w:rFonts w:ascii="Times New Roman" w:eastAsia="Times New Roman" w:hAnsi="Times New Roman" w:cs="Times New Roman"/>
-          <w:sz w:val="24"/>
-          <w:szCs w:val="24"/>
-        </w:rPr>
-        <w:t xml:space="preserve">. Observou-se concordância com bandas espectrais diagnósticas atribuíveis ao </w:t>
-      </w:r>
-      <w:r>
-        <w:rPr>
-          <w:rFonts w:ascii="Times New Roman" w:eastAsia="Times New Roman" w:hAnsi="Times New Roman" w:cs="Times New Roman"/>
-          <w:b/>
-          <w:bCs/>
-          <w:sz w:val="24"/>
-          <w:szCs w:val="24"/>
-        </w:rPr>
-        <w:t>Δ9-THC</w:t>
-      </w:r>
-      <w:r>
-        <w:rPr>
-          <w:rFonts w:ascii="Times New Roman" w:eastAsia="Times New Roman" w:hAnsi="Times New Roman" w:cs="Times New Roman"/>
-          <w:sz w:val="24"/>
-          <w:szCs w:val="24"/>
-        </w:rPr>
-        <w:t xml:space="preserve">, nome IUPAC: </w:t>
-      </w:r>
-      <w:r>
-        <w:rPr>
-          <w:rFonts w:ascii="Times New Roman" w:eastAsia="Times New Roman" w:hAnsi="Times New Roman" w:cs="Times New Roman"/>
-          <w:i/>
-          <w:iCs/>
-          <w:sz w:val="24"/>
-          <w:szCs w:val="24"/>
-        </w:rPr>
-        <w:t>(</w:t>
-      </w:r>
-      <w:proofErr w:type="gramStart"/>
-      <w:r>
-        <w:rPr>
-          <w:rFonts w:ascii="Times New Roman" w:eastAsia="Times New Roman" w:hAnsi="Times New Roman" w:cs="Times New Roman"/>
-          <w:i/>
-          <w:iCs/>
-          <w:sz w:val="24"/>
-          <w:szCs w:val="24"/>
-        </w:rPr>
-        <w:t>-)-(</w:t>
-      </w:r>
-      <w:proofErr w:type="gramEnd"/>
-      <w:r>
-        <w:rPr>
-          <w:rFonts w:ascii="Times New Roman" w:eastAsia="Times New Roman" w:hAnsi="Times New Roman" w:cs="Times New Roman"/>
-          <w:i/>
-          <w:iCs/>
-          <w:sz w:val="24"/>
-          <w:szCs w:val="24"/>
-        </w:rPr>
-        <w:t>6aR,10aR)-6,6,9-trimetil-3-pentil-6a,7,8,10a-tetrahidro-6H-benzo[c]piran-1-ol</w:t>
-      </w:r>
-      <w:r>
-        <w:rPr>
-          <w:rFonts w:ascii="Times New Roman" w:eastAsia="Times New Roman" w:hAnsi="Times New Roman" w:cs="Times New Roman"/>
           <w:sz w:val="24"/>
           <w:szCs w:val="24"/>
         </w:rPr>
         <w:t>. Fórmula molecular: C₂₁H₃₀O₂. Peso molecular: 314,4 g/mol.</w:t>
+      </w:r>
+    </w:p>
+    <w:p>
+      <w:pPr>
+        <w:spacing w:before="80" w:after="80"/>
+        <w:jc w:val="both"/>
+        <w:rPr>
+          <w:rFonts w:ascii="Times New Roman" w:hAnsi="Times New Roman" w:cs="Times New Roman"/>
+          <w:sz w:val="24"/>
+          <w:szCs w:val="24"/>
+        </w:rPr>
+      </w:pPr>
+      <w:r>
+        <w:rPr>
+          <w:rFonts w:ascii="Times New Roman" w:hAnsi="Times New Roman" w:cs="Times New Roman"/>
+          <w:sz w:val="24"/>
+          <w:szCs w:val="24"/>
+        </w:rPr>
+        <w:t>Biblioteca espectral consultada: [BIBLIOTECA]; Nº de entrada na biblioteca: [ENTRADA_NR]; Hit Quality (índice de correspondência): [HIT_QUALITY]; Arquivo do espectro: [ARQUIVO_ESP]; Data/hora da medição: [DATA_ESP].</w:t>
       </w:r>
     </w:p>
     <w:tbl>
@@ -6200,6 +4881,7 @@
                 <w:sz w:val="20"/>
                 <w:szCs w:val="20"/>
               </w:rPr>
+              <w:lastRenderedPageBreak/>
               <w:t>~3500–3200</w:t>
             </w:r>
           </w:p>
@@ -6243,9 +4925,20 @@
                 <w:sz w:val="20"/>
                 <w:szCs w:val="20"/>
               </w:rPr>
-              <w:t xml:space="preserve">ν O–H fenólico — BANDA DIAGNÓSTICA PRIMÁRIA: ausente em </w:t>
-            </w:r>
-            <w:proofErr w:type="spellStart"/>
+              <w:t>ν O–H fenólico — BANDA DIAGNÓSTICA PRIMÁRIA: ausente em canabinoides sem OH fenólico livre (THCA, CBC)</w:t>
+            </w:r>
+          </w:p>
+        </w:tc>
+        <w:tc>
+          <w:tcPr>
+            <w:tcW w:w="2851" w:type="dxa"/>
+          </w:tcPr>
+          <w:p>
+            <w:pPr>
+              <w:spacing w:before="80" w:after="80"/>
+              <w:jc w:val="center"/>
+              <w:cnfStyle w:val="000000100000" w:firstRow="0" w:lastRow="0" w:firstColumn="0" w:lastColumn="0" w:oddVBand="0" w:evenVBand="0" w:oddHBand="1" w:evenHBand="0" w:firstRowFirstColumn="0" w:firstRowLastColumn="0" w:lastRowFirstColumn="0" w:lastRowLastColumn="0"/>
+            </w:pPr>
             <w:r>
               <w:rPr>
                 <w:rFonts w:ascii="Times New Roman" w:eastAsia="Times New Roman" w:hAnsi="Times New Roman" w:cs="Times New Roman"/>
@@ -6254,39 +4947,6 @@
                 <w:sz w:val="20"/>
                 <w:szCs w:val="20"/>
               </w:rPr>
-              <w:t>canabinoides</w:t>
-            </w:r>
-            <w:proofErr w:type="spellEnd"/>
-            <w:r>
-              <w:rPr>
-                <w:rFonts w:ascii="Times New Roman" w:eastAsia="Times New Roman" w:hAnsi="Times New Roman" w:cs="Times New Roman"/>
-                <w:b/>
-                <w:bCs/>
-                <w:sz w:val="20"/>
-                <w:szCs w:val="20"/>
-              </w:rPr>
-              <w:t xml:space="preserve"> sem OH fenólico livre (THCA, CBC)</w:t>
-            </w:r>
-          </w:p>
-        </w:tc>
-        <w:tc>
-          <w:tcPr>
-            <w:tcW w:w="2851" w:type="dxa"/>
-          </w:tcPr>
-          <w:p>
-            <w:pPr>
-              <w:spacing w:before="80" w:after="80"/>
-              <w:jc w:val="center"/>
-              <w:cnfStyle w:val="000000100000" w:firstRow="0" w:lastRow="0" w:firstColumn="0" w:lastColumn="0" w:oddVBand="0" w:evenVBand="0" w:oddHBand="1" w:evenHBand="0" w:firstRowFirstColumn="0" w:firstRowLastColumn="0" w:lastRowFirstColumn="0" w:lastRowLastColumn="0"/>
-            </w:pPr>
-            <w:r>
-              <w:rPr>
-                <w:rFonts w:ascii="Times New Roman" w:eastAsia="Times New Roman" w:hAnsi="Times New Roman" w:cs="Times New Roman"/>
-                <w:b/>
-                <w:bCs/>
-                <w:sz w:val="20"/>
-                <w:szCs w:val="20"/>
-              </w:rPr>
               <w:t>Fenol / OH livre</w:t>
             </w:r>
           </w:p>
@@ -6348,18 +5008,8 @@
                 <w:sz w:val="20"/>
                 <w:szCs w:val="20"/>
               </w:rPr>
-              <w:t xml:space="preserve">ν C=C aromático — anel </w:t>
-            </w:r>
-            <w:proofErr w:type="spellStart"/>
-            <w:r>
-              <w:rPr>
-                <w:rFonts w:ascii="Times New Roman" w:eastAsia="Times New Roman" w:hAnsi="Times New Roman" w:cs="Times New Roman"/>
-                <w:sz w:val="20"/>
-                <w:szCs w:val="20"/>
-              </w:rPr>
-              <w:t>resorcinólico</w:t>
-            </w:r>
-            <w:proofErr w:type="spellEnd"/>
+              <w:t>ν C=C aromático — anel resorcinólico</w:t>
+            </w:r>
           </w:p>
         </w:tc>
         <w:tc>
@@ -6617,9 +5267,20 @@
                 <w:sz w:val="20"/>
                 <w:szCs w:val="20"/>
               </w:rPr>
-              <w:t xml:space="preserve">ν C–O–C éter cíclico — ponte de oxigênio do anel </w:t>
-            </w:r>
-            <w:proofErr w:type="spellStart"/>
+              <w:t>ν C–O–C éter cíclico — ponte de oxigênio do anel cromeno; diferencia THC de fenóis simples</w:t>
+            </w:r>
+          </w:p>
+        </w:tc>
+        <w:tc>
+          <w:tcPr>
+            <w:tcW w:w="2851" w:type="dxa"/>
+          </w:tcPr>
+          <w:p>
+            <w:pPr>
+              <w:spacing w:before="80" w:after="80"/>
+              <w:jc w:val="center"/>
+              <w:cnfStyle w:val="000000100000" w:firstRow="0" w:lastRow="0" w:firstColumn="0" w:lastColumn="0" w:oddVBand="0" w:evenVBand="0" w:oddHBand="1" w:evenHBand="0" w:firstRowFirstColumn="0" w:firstRowLastColumn="0" w:lastRowFirstColumn="0" w:lastRowLastColumn="0"/>
+            </w:pPr>
             <w:r>
               <w:rPr>
                 <w:rFonts w:ascii="Times New Roman" w:eastAsia="Times New Roman" w:hAnsi="Times New Roman" w:cs="Times New Roman"/>
@@ -6628,39 +5289,6 @@
                 <w:sz w:val="20"/>
                 <w:szCs w:val="20"/>
               </w:rPr>
-              <w:t>cromeno</w:t>
-            </w:r>
-            <w:proofErr w:type="spellEnd"/>
-            <w:r>
-              <w:rPr>
-                <w:rFonts w:ascii="Times New Roman" w:eastAsia="Times New Roman" w:hAnsi="Times New Roman" w:cs="Times New Roman"/>
-                <w:b/>
-                <w:bCs/>
-                <w:sz w:val="20"/>
-                <w:szCs w:val="20"/>
-              </w:rPr>
-              <w:t>; diferencia THC de fenóis simples</w:t>
-            </w:r>
-          </w:p>
-        </w:tc>
-        <w:tc>
-          <w:tcPr>
-            <w:tcW w:w="2851" w:type="dxa"/>
-          </w:tcPr>
-          <w:p>
-            <w:pPr>
-              <w:spacing w:before="80" w:after="80"/>
-              <w:jc w:val="center"/>
-              <w:cnfStyle w:val="000000100000" w:firstRow="0" w:lastRow="0" w:firstColumn="0" w:lastColumn="0" w:oddVBand="0" w:evenVBand="0" w:oddHBand="1" w:evenHBand="0" w:firstRowFirstColumn="0" w:firstRowLastColumn="0" w:lastRowFirstColumn="0" w:lastRowLastColumn="0"/>
-            </w:pPr>
-            <w:r>
-              <w:rPr>
-                <w:rFonts w:ascii="Times New Roman" w:eastAsia="Times New Roman" w:hAnsi="Times New Roman" w:cs="Times New Roman"/>
-                <w:b/>
-                <w:bCs/>
-                <w:sz w:val="20"/>
-                <w:szCs w:val="20"/>
-              </w:rPr>
               <w:t>Éter cíclico</w:t>
             </w:r>
           </w:p>
@@ -6722,43 +5350,7 @@
                 <w:sz w:val="20"/>
                 <w:szCs w:val="20"/>
               </w:rPr>
-              <w:t xml:space="preserve">ν C–H alifático — cadeia </w:t>
-            </w:r>
-            <w:proofErr w:type="spellStart"/>
-            <w:r>
-              <w:rPr>
-                <w:rFonts w:ascii="Times New Roman" w:eastAsia="Times New Roman" w:hAnsi="Times New Roman" w:cs="Times New Roman"/>
-                <w:sz w:val="20"/>
-                <w:szCs w:val="20"/>
-              </w:rPr>
-              <w:t>alquil</w:t>
-            </w:r>
-            <w:proofErr w:type="spellEnd"/>
-            <w:r>
-              <w:rPr>
-                <w:rFonts w:ascii="Times New Roman" w:eastAsia="Times New Roman" w:hAnsi="Times New Roman" w:cs="Times New Roman"/>
-                <w:sz w:val="20"/>
-                <w:szCs w:val="20"/>
-              </w:rPr>
-              <w:t xml:space="preserve"> lateral (</w:t>
-            </w:r>
-            <w:proofErr w:type="spellStart"/>
-            <w:r>
-              <w:rPr>
-                <w:rFonts w:ascii="Times New Roman" w:eastAsia="Times New Roman" w:hAnsi="Times New Roman" w:cs="Times New Roman"/>
-                <w:sz w:val="20"/>
-                <w:szCs w:val="20"/>
-              </w:rPr>
-              <w:t>pentil</w:t>
-            </w:r>
-            <w:proofErr w:type="spellEnd"/>
-            <w:r>
-              <w:rPr>
-                <w:rFonts w:ascii="Times New Roman" w:eastAsia="Times New Roman" w:hAnsi="Times New Roman" w:cs="Times New Roman"/>
-                <w:sz w:val="20"/>
-                <w:szCs w:val="20"/>
-              </w:rPr>
-              <w:t>)</w:t>
+              <w:t>ν C–H alifático — cadeia alquil lateral (pentil)</w:t>
             </w:r>
           </w:p>
         </w:tc>
@@ -6885,7 +5477,6 @@
                 <w:sz w:val="20"/>
                 <w:szCs w:val="20"/>
               </w:rPr>
-              <w:lastRenderedPageBreak/>
               <w:t>~1375 e ~1460</w:t>
             </w:r>
           </w:p>
@@ -6925,43 +5516,7 @@
                 <w:sz w:val="20"/>
                 <w:szCs w:val="20"/>
               </w:rPr>
-              <w:t xml:space="preserve">δ CH₃ simétrico e antissimétrico — grupos metila </w:t>
-            </w:r>
-            <w:proofErr w:type="spellStart"/>
-            <w:r>
-              <w:rPr>
-                <w:rFonts w:ascii="Times New Roman" w:eastAsia="Times New Roman" w:hAnsi="Times New Roman" w:cs="Times New Roman"/>
-                <w:sz w:val="20"/>
-                <w:szCs w:val="20"/>
-              </w:rPr>
-              <w:t>gem</w:t>
-            </w:r>
-            <w:proofErr w:type="spellEnd"/>
-            <w:r>
-              <w:rPr>
-                <w:rFonts w:ascii="Times New Roman" w:eastAsia="Times New Roman" w:hAnsi="Times New Roman" w:cs="Times New Roman"/>
-                <w:sz w:val="20"/>
-                <w:szCs w:val="20"/>
-              </w:rPr>
-              <w:t xml:space="preserve">-dimetil (C6) e </w:t>
-            </w:r>
-            <w:proofErr w:type="spellStart"/>
-            <w:r>
-              <w:rPr>
-                <w:rFonts w:ascii="Times New Roman" w:eastAsia="Times New Roman" w:hAnsi="Times New Roman" w:cs="Times New Roman"/>
-                <w:sz w:val="20"/>
-                <w:szCs w:val="20"/>
-              </w:rPr>
-              <w:t>isopropenila</w:t>
-            </w:r>
-            <w:proofErr w:type="spellEnd"/>
-            <w:r>
-              <w:rPr>
-                <w:rFonts w:ascii="Times New Roman" w:eastAsia="Times New Roman" w:hAnsi="Times New Roman" w:cs="Times New Roman"/>
-                <w:sz w:val="20"/>
-                <w:szCs w:val="20"/>
-              </w:rPr>
-              <w:t xml:space="preserve"> (C9)</w:t>
+              <w:t>δ CH₃ simétrico e antissimétrico — grupos metila gem-dimetil (C6) e isopropenila (C9)</w:t>
             </w:r>
           </w:p>
         </w:tc>
@@ -7008,29 +5563,7 @@
           <w:sz w:val="20"/>
           <w:szCs w:val="20"/>
         </w:rPr>
-        <w:t xml:space="preserve">Tabela 5. Bandas espectrais diagnósticas — FTIR-ATR — Δ9-THC. Bandas destacadas (ν O–H fenólico + ν C–O fenólico + ν C–O–C éter cíclico) são altamente específicas para Δ9-THC. Adaptado de UNODC (2009) e </w:t>
-      </w:r>
-      <w:proofErr w:type="spellStart"/>
-      <w:r>
-        <w:rPr>
-          <w:rFonts w:ascii="Times New Roman" w:eastAsia="Times New Roman" w:hAnsi="Times New Roman" w:cs="Times New Roman"/>
-          <w:i/>
-          <w:iCs/>
-          <w:sz w:val="20"/>
-          <w:szCs w:val="20"/>
-        </w:rPr>
-        <w:t>Moffat</w:t>
-      </w:r>
-      <w:proofErr w:type="spellEnd"/>
-      <w:r>
-        <w:rPr>
-          <w:rFonts w:ascii="Times New Roman" w:eastAsia="Times New Roman" w:hAnsi="Times New Roman" w:cs="Times New Roman"/>
-          <w:i/>
-          <w:iCs/>
-          <w:sz w:val="20"/>
-          <w:szCs w:val="20"/>
-        </w:rPr>
-        <w:t xml:space="preserve"> et al. (2011).</w:t>
+        <w:t>Tabela 5. Bandas espectrais diagnósticas — FTIR-ATR — Δ9-THC. Bandas destacadas (ν O–H fenólico + ν C–O fenólico + ν C–O–C éter cíclico) são altamente específicas para Δ9-THC. Adaptado de UNODC (2009) e Moffat et al. (2011).</w:t>
       </w:r>
     </w:p>
     <w:p>
@@ -7043,7 +5576,7 @@
           <w:noProof/>
         </w:rPr>
         <w:drawing>
-          <wp:inline distT="0" distB="0" distL="0" distR="0" wp14:anchorId="47CE048A" wp14:editId="4590FC46">
+          <wp:inline distT="0" distB="0" distL="0" distR="0" wp14:anchorId="17508548" wp14:editId="0715E0EB">
             <wp:extent cx="2482850" cy="1316263"/>
             <wp:effectExtent l="0" t="0" r="0" b="0"/>
             <wp:docPr id="5" name="Imagem 5" descr="Molécula do tetra-hidrocarbinol (THC)"/>
@@ -7292,7 +5825,15 @@
                 <w:sz w:val="24"/>
                 <w:szCs w:val="24"/>
               </w:rPr>
-              <w:t xml:space="preserve">A análise </w:t>
+              <w:t xml:space="preserve">A análise química </w:t>
+            </w:r>
+            <w:r>
+              <w:rPr>
+                <w:rFonts w:ascii="Times New Roman" w:hAnsi="Times New Roman" w:cs="Times New Roman"/>
+                <w:sz w:val="24"/>
+                <w:szCs w:val="24"/>
+              </w:rPr>
+              <w:t>DETECTOU</w:t>
             </w:r>
             <w:r>
               <w:rPr>
@@ -7302,7 +5843,15 @@
                 <w:sz w:val="24"/>
                 <w:szCs w:val="24"/>
               </w:rPr>
-              <w:t>química</w:t>
+              <w:t xml:space="preserve"> a presença de </w:t>
+            </w:r>
+            <w:r>
+              <w:rPr>
+                <w:rFonts w:ascii="Times New Roman" w:hAnsi="Times New Roman" w:cs="Times New Roman"/>
+                <w:sz w:val="24"/>
+                <w:szCs w:val="24"/>
+              </w:rPr>
+              <w:t>Cocaína Base (Crack)</w:t>
             </w:r>
             <w:r>
               <w:rPr>
@@ -7312,17 +5861,11 @@
                 <w:sz w:val="24"/>
                 <w:szCs w:val="24"/>
               </w:rPr>
-              <w:t xml:space="preserve"> </w:t>
-            </w:r>
-            <w:r>
-              <w:rPr>
-                <w:rFonts w:ascii="Times New Roman" w:hAnsi="Times New Roman" w:cs="Times New Roman"/>
-                <w:sz w:val="24"/>
-                <w:szCs w:val="24"/>
-              </w:rPr>
-              <w:t>DETECTOU</w:t>
-            </w:r>
-            <w:r>
+              <w:t xml:space="preserve"> — Benzoilmetilecgonina (C₁₇H₂₁NO₄, PM 303,4 g/mol), no material sólido amarelo examinado.</w:t>
+            </w:r>
+          </w:p>
+          <w:p>
+            <w:pPr>
               <w:rPr>
                 <w:rFonts w:ascii="Times New Roman" w:hAnsi="Times New Roman" w:cs="Times New Roman"/>
                 <w:b w:val="0"/>
@@ -7330,16 +5873,18 @@
                 <w:sz w:val="24"/>
                 <w:szCs w:val="24"/>
               </w:rPr>
-              <w:t xml:space="preserve"> a presença de </w:t>
-            </w:r>
-            <w:r>
+            </w:pPr>
+          </w:p>
+          <w:p>
+            <w:pPr>
+              <w:spacing w:before="80" w:after="80"/>
+              <w:jc w:val="both"/>
               <w:rPr>
                 <w:rFonts w:ascii="Times New Roman" w:hAnsi="Times New Roman" w:cs="Times New Roman"/>
                 <w:sz w:val="24"/>
                 <w:szCs w:val="24"/>
               </w:rPr>
-              <w:t>Cocaína Base (Crack)</w:t>
-            </w:r>
+            </w:pPr>
             <w:r>
               <w:rPr>
                 <w:rFonts w:ascii="Times New Roman" w:hAnsi="Times New Roman" w:cs="Times New Roman"/>
@@ -7348,9 +5893,16 @@
                 <w:sz w:val="24"/>
                 <w:szCs w:val="24"/>
               </w:rPr>
-              <w:t xml:space="preserve"> — </w:t>
-            </w:r>
-            <w:proofErr w:type="spellStart"/>
+              <w:t xml:space="preserve">A </w:t>
+            </w:r>
+            <w:r>
+              <w:rPr>
+                <w:rFonts w:ascii="Times New Roman" w:hAnsi="Times New Roman" w:cs="Times New Roman"/>
+                <w:sz w:val="24"/>
+                <w:szCs w:val="24"/>
+              </w:rPr>
+              <w:t>cocaína base (crack)</w:t>
+            </w:r>
             <w:r>
               <w:rPr>
                 <w:rFonts w:ascii="Times New Roman" w:hAnsi="Times New Roman" w:cs="Times New Roman"/>
@@ -7359,9 +5911,16 @@
                 <w:sz w:val="24"/>
                 <w:szCs w:val="24"/>
               </w:rPr>
-              <w:t>Benzoilmetilecgonina</w:t>
-            </w:r>
-            <w:proofErr w:type="spellEnd"/>
+              <w:t xml:space="preserve"> é substância de ação entorpecente/psicotrópica, apta a produzir dependência física e/ou psíquica, relacionada na </w:t>
+            </w:r>
+            <w:r>
+              <w:rPr>
+                <w:rFonts w:ascii="Times New Roman" w:hAnsi="Times New Roman" w:cs="Times New Roman"/>
+                <w:sz w:val="24"/>
+                <w:szCs w:val="24"/>
+              </w:rPr>
+              <w:t>Lista F1</w:t>
+            </w:r>
             <w:r>
               <w:rPr>
                 <w:rFonts w:ascii="Times New Roman" w:hAnsi="Times New Roman" w:cs="Times New Roman"/>
@@ -7370,119 +5929,12 @@
                 <w:sz w:val="24"/>
                 <w:szCs w:val="24"/>
               </w:rPr>
-              <w:t xml:space="preserve"> (C₁₇H₂₁NO₄, PM 303,4 g/mol), </w:t>
-            </w:r>
-            <w:r>
-              <w:rPr>
-                <w:rFonts w:ascii="Times New Roman" w:hAnsi="Times New Roman" w:cs="Times New Roman"/>
-                <w:b w:val="0"/>
-                <w:bCs w:val="0"/>
-                <w:sz w:val="24"/>
-                <w:szCs w:val="24"/>
-              </w:rPr>
-              <w:t xml:space="preserve">no material sólido amarelo </w:t>
-            </w:r>
-            <w:r>
-              <w:rPr>
-                <w:rFonts w:ascii="Times New Roman" w:hAnsi="Times New Roman" w:cs="Times New Roman"/>
-                <w:b w:val="0"/>
-                <w:bCs w:val="0"/>
-                <w:sz w:val="24"/>
-                <w:szCs w:val="24"/>
-              </w:rPr>
-              <w:t>examinado</w:t>
-            </w:r>
-            <w:r>
-              <w:rPr>
-                <w:rFonts w:ascii="Times New Roman" w:hAnsi="Times New Roman" w:cs="Times New Roman"/>
-                <w:b w:val="0"/>
-                <w:bCs w:val="0"/>
-                <w:sz w:val="24"/>
-                <w:szCs w:val="24"/>
-              </w:rPr>
-              <w:t>.</w:t>
-            </w:r>
-          </w:p>
-          <w:p>
-            <w:pPr>
-              <w:rPr>
-                <w:rFonts w:ascii="Times New Roman" w:hAnsi="Times New Roman" w:cs="Times New Roman"/>
-                <w:b w:val="0"/>
-                <w:bCs w:val="0"/>
-                <w:sz w:val="24"/>
-                <w:szCs w:val="24"/>
-              </w:rPr>
-            </w:pPr>
-          </w:p>
-          <w:p>
-            <w:pPr>
-              <w:spacing w:before="80" w:after="80"/>
-              <w:jc w:val="both"/>
-              <w:rPr>
-                <w:rFonts w:ascii="Times New Roman" w:hAnsi="Times New Roman" w:cs="Times New Roman"/>
-                <w:sz w:val="24"/>
-                <w:szCs w:val="24"/>
-              </w:rPr>
-            </w:pPr>
-            <w:r>
-              <w:rPr>
-                <w:rFonts w:ascii="Times New Roman" w:hAnsi="Times New Roman" w:cs="Times New Roman"/>
-                <w:b w:val="0"/>
-                <w:bCs w:val="0"/>
-                <w:sz w:val="24"/>
-                <w:szCs w:val="24"/>
-              </w:rPr>
-              <w:t xml:space="preserve">A </w:t>
-            </w:r>
-            <w:r>
-              <w:rPr>
-                <w:rFonts w:ascii="Times New Roman" w:hAnsi="Times New Roman" w:cs="Times New Roman"/>
-                <w:sz w:val="24"/>
-                <w:szCs w:val="24"/>
-              </w:rPr>
-              <w:t>cocaína base (crack)</w:t>
-            </w:r>
-            <w:r>
-              <w:rPr>
-                <w:rFonts w:ascii="Times New Roman" w:hAnsi="Times New Roman" w:cs="Times New Roman"/>
-                <w:b w:val="0"/>
-                <w:bCs w:val="0"/>
-                <w:sz w:val="24"/>
-                <w:szCs w:val="24"/>
-              </w:rPr>
-              <w:t xml:space="preserve"> é substância de ação entorpecente/psicotrópica, apta a produzir dependência física e/ou psíquica, relacionada na </w:t>
-            </w:r>
-            <w:r>
-              <w:rPr>
-                <w:rFonts w:ascii="Times New Roman" w:hAnsi="Times New Roman" w:cs="Times New Roman"/>
-                <w:sz w:val="24"/>
-                <w:szCs w:val="24"/>
-              </w:rPr>
-              <w:t>Lista F1</w:t>
-            </w:r>
-            <w:r>
-              <w:rPr>
-                <w:rFonts w:ascii="Times New Roman" w:hAnsi="Times New Roman" w:cs="Times New Roman"/>
-                <w:b w:val="0"/>
-                <w:bCs w:val="0"/>
-                <w:sz w:val="24"/>
-                <w:szCs w:val="24"/>
-              </w:rPr>
               <w:t xml:space="preserve"> — Substâncias Entorpecentes de uso proscrito no Brasil da Portaria SVS/MS nº 344, de 12/05/1998 e atualizações posteriores (ANVISA).</w:t>
             </w:r>
           </w:p>
         </w:tc>
       </w:tr>
     </w:tbl>
-    <w:p>
-      <w:pPr>
-        <w:rPr>
-          <w:rFonts w:ascii="Times New Roman" w:hAnsi="Times New Roman" w:cs="Times New Roman"/>
-          <w:sz w:val="24"/>
-          <w:szCs w:val="24"/>
-        </w:rPr>
-      </w:pPr>
-    </w:p>
     <w:p>
       <w:pPr>
         <w:rPr>
@@ -7525,7 +5977,7 @@
                 <w:sz w:val="24"/>
                 <w:szCs w:val="24"/>
               </w:rPr>
-              <w:t xml:space="preserve">Item c. — </w:t>
+              <w:t xml:space="preserve">Item b. — </w:t>
             </w:r>
             <w:r>
               <w:rPr>
@@ -7784,7 +6236,6 @@
           <w:sz w:val="24"/>
           <w:szCs w:val="24"/>
         </w:rPr>
-        <w:lastRenderedPageBreak/>
         <w:t>5.   QUADRO-RESUMO</w:t>
       </w:r>
     </w:p>
@@ -8234,7 +6685,7 @@
                 <w:sz w:val="20"/>
                 <w:szCs w:val="20"/>
               </w:rPr>
-              <w:t>[ENVOLVIDO] — CPF [CPF]</w:t>
+              <w:t>[ENVOLVIDO — CPF]</w:t>
             </w:r>
           </w:p>
         </w:tc>
@@ -8284,7 +6735,7 @@
                 <w:sz w:val="20"/>
                 <w:szCs w:val="20"/>
               </w:rPr>
-              <w:t>[EMISSOR]</w:t>
+              <w:t>[DESTINO]</w:t>
             </w:r>
           </w:p>
         </w:tc>
@@ -8578,7 +7029,7 @@
                 <w:sz w:val="20"/>
                 <w:szCs w:val="20"/>
               </w:rPr>
-              <w:t>[DEMANDA_PRELIM]</w:t>
+              <w:t>-</w:t>
             </w:r>
           </w:p>
         </w:tc>
@@ -8631,7 +7082,7 @@
                 <w:sz w:val="20"/>
                 <w:szCs w:val="20"/>
               </w:rPr>
-              <w:t>[ENV_POS_PRELIM]</w:t>
+              <w:t>-</w:t>
             </w:r>
           </w:p>
         </w:tc>
@@ -8926,15 +7377,7 @@
                 <w:sz w:val="20"/>
                 <w:szCs w:val="20"/>
               </w:rPr>
-              <w:t>Sólido amarelo (item a.)</w:t>
-            </w:r>
-            <w:r>
-              <w:rPr>
-                <w:rFonts w:ascii="Times New Roman" w:hAnsi="Times New Roman" w:cs="Times New Roman"/>
-                <w:sz w:val="20"/>
-                <w:szCs w:val="20"/>
-              </w:rPr>
-              <w:t xml:space="preserve"> + Material vegetal (item c.)</w:t>
+              <w:t>Sólido amarelo (item a.) + Material vegetal (item b.)</w:t>
             </w:r>
           </w:p>
         </w:tc>
@@ -8986,27 +7429,7 @@
                 <w:szCs w:val="20"/>
                 <w:lang w:val="en-US"/>
               </w:rPr>
-              <w:t xml:space="preserve">Scott </w:t>
-            </w:r>
-            <w:proofErr w:type="spellStart"/>
-            <w:r>
-              <w:rPr>
-                <w:rFonts w:ascii="Times New Roman" w:hAnsi="Times New Roman" w:cs="Times New Roman"/>
-                <w:sz w:val="20"/>
-                <w:szCs w:val="20"/>
-                <w:lang w:val="en-US"/>
-              </w:rPr>
-              <w:t>Modificado</w:t>
-            </w:r>
-            <w:proofErr w:type="spellEnd"/>
-            <w:r>
-              <w:rPr>
-                <w:rFonts w:ascii="Times New Roman" w:hAnsi="Times New Roman" w:cs="Times New Roman"/>
-                <w:sz w:val="20"/>
-                <w:szCs w:val="20"/>
-                <w:lang w:val="en-US"/>
-              </w:rPr>
-              <w:t xml:space="preserve"> (Cat. C/SWGDRUG) + Fast Blue B (Cat. </w:t>
+              <w:t xml:space="preserve">Scott Modificado (Cat. C/SWGDRUG) + Fast Blue B (Cat. </w:t>
             </w:r>
             <w:r>
               <w:rPr>
@@ -9104,7 +7527,7 @@
                 <w:sz w:val="20"/>
                 <w:szCs w:val="20"/>
               </w:rPr>
-              <w:t>Natureza química — item c.</w:t>
+              <w:t>Natureza química — item b.</w:t>
             </w:r>
           </w:p>
         </w:tc>
@@ -9274,25 +7697,7 @@
           <w:sz w:val="16"/>
           <w:szCs w:val="16"/>
         </w:rPr>
-        <w:t xml:space="preserve">Análise forense: pesquisa de drogas vegetais interferentes de testes colorimétricos para identificação dos </w:t>
-      </w:r>
-      <w:proofErr w:type="spellStart"/>
-      <w:r>
-        <w:rPr>
-          <w:rFonts w:ascii="Times New Roman" w:eastAsia="Times New Roman" w:hAnsi="Times New Roman" w:cs="Times New Roman"/>
-          <w:sz w:val="16"/>
-          <w:szCs w:val="16"/>
-        </w:rPr>
-        <w:t>canabinoides</w:t>
-      </w:r>
-      <w:proofErr w:type="spellEnd"/>
-      <w:r>
-        <w:rPr>
-          <w:rFonts w:ascii="Times New Roman" w:eastAsia="Times New Roman" w:hAnsi="Times New Roman" w:cs="Times New Roman"/>
-          <w:sz w:val="16"/>
-          <w:szCs w:val="16"/>
-        </w:rPr>
-        <w:t xml:space="preserve"> da maconha (Cannabis sativa L.). Química Nova, São Paulo, v. 35, n. 10, p. 2040–2043, 2012.</w:t>
+        <w:t>Análise forense: pesquisa de drogas vegetais interferentes de testes colorimétricos para identificação dos canabinoides da maconha (Cannabis sativa L.). Química Nova, São Paulo, v. 35, n. 10, p. 2040–2043, 2012.</w:t>
       </w:r>
     </w:p>
     <w:p>
@@ -9318,6 +7723,7 @@
           <w:sz w:val="16"/>
           <w:szCs w:val="16"/>
         </w:rPr>
+        <w:lastRenderedPageBreak/>
         <w:t xml:space="preserve">BOTELHO, E. D. et al. </w:t>
       </w:r>
       <w:r>
@@ -9429,27 +7835,7 @@
           <w:szCs w:val="16"/>
           <w:lang w:val="en-US"/>
         </w:rPr>
-        <w:t>BRUKER OPTICS. Alpha II FTIR Spectrometer: technical manual. [</w:t>
-      </w:r>
-      <w:proofErr w:type="spellStart"/>
-      <w:r>
-        <w:rPr>
-          <w:rFonts w:ascii="Times New Roman" w:hAnsi="Times New Roman" w:cs="Times New Roman"/>
-          <w:sz w:val="16"/>
-          <w:szCs w:val="16"/>
-          <w:lang w:val="en-US"/>
-        </w:rPr>
-        <w:t>S.l.</w:t>
-      </w:r>
-      <w:proofErr w:type="spellEnd"/>
-      <w:r>
-        <w:rPr>
-          <w:rFonts w:ascii="Times New Roman" w:hAnsi="Times New Roman" w:cs="Times New Roman"/>
-          <w:sz w:val="16"/>
-          <w:szCs w:val="16"/>
-          <w:lang w:val="en-US"/>
-        </w:rPr>
-        <w:t>]: Bruker, 2020.</w:t>
+        <w:t>BRUKER OPTICS. Alpha II FTIR Spectrometer: technical manual. [S.l.]: Bruker, 2020.</w:t>
       </w:r>
     </w:p>
     <w:p>
@@ -9476,27 +7862,7 @@
           <w:szCs w:val="16"/>
           <w:lang w:val="en-US"/>
         </w:rPr>
-        <w:t>CASALE, J. F. et al. Four new illicit cocaine impurities from the oxidation of crude cocaine base: formation and characterization of the diastereomeric 2,3-dihydroxy-3-phenylpropionylecgonine methyl esters from cis- and trans-</w:t>
-      </w:r>
-      <w:proofErr w:type="spellStart"/>
-      <w:r>
-        <w:rPr>
-          <w:rFonts w:ascii="Times New Roman" w:hAnsi="Times New Roman" w:cs="Times New Roman"/>
-          <w:sz w:val="16"/>
-          <w:szCs w:val="16"/>
-          <w:lang w:val="en-US"/>
-        </w:rPr>
-        <w:t>cinnamoylcocaine</w:t>
-      </w:r>
-      <w:proofErr w:type="spellEnd"/>
-      <w:r>
-        <w:rPr>
-          <w:rFonts w:ascii="Times New Roman" w:hAnsi="Times New Roman" w:cs="Times New Roman"/>
-          <w:sz w:val="16"/>
-          <w:szCs w:val="16"/>
-          <w:lang w:val="en-US"/>
-        </w:rPr>
-        <w:t>. Journal of Forensic Science, v. 52, n. 4, p. 860–866, 2007.</w:t>
+        <w:t>CASALE, J. F. et al. Four new illicit cocaine impurities from the oxidation of crude cocaine base: formation and characterization of the diastereomeric 2,3-dihydroxy-3-phenylpropionylecgonine methyl esters from cis- and trans-cinnamoylcocaine. Journal of Forensic Science, v. 52, n. 4, p. 860–866, 2007.</w:t>
       </w:r>
     </w:p>
     <w:p>
@@ -9605,7 +7971,6 @@
           <w:sz w:val="16"/>
           <w:szCs w:val="16"/>
         </w:rPr>
-        <w:lastRenderedPageBreak/>
         <w:t>KASAKOFF, L. B. Quantificação do teor de cocaína e seus principais adulterantes em amostras de droga apreendidas no Estado do Acre no ano de 2014. 2015. Dissertação (Mestrado) — Programa de Pós-Graduação em Ciência, Inovação e Tecnologia para a Amazônia, UFAC, Rio Branco, 2015.</w:t>
       </w:r>
     </w:p>
@@ -9633,27 +7998,7 @@
           <w:szCs w:val="16"/>
           <w:lang w:val="en-US"/>
         </w:rPr>
-        <w:t xml:space="preserve">MALDANER, A. O. et al. Brazilian Federal Police drug chemical profiling — The </w:t>
-      </w:r>
-      <w:proofErr w:type="spellStart"/>
-      <w:r>
-        <w:rPr>
-          <w:rFonts w:ascii="Times New Roman" w:hAnsi="Times New Roman" w:cs="Times New Roman"/>
-          <w:sz w:val="16"/>
-          <w:szCs w:val="16"/>
-          <w:lang w:val="en-US"/>
-        </w:rPr>
-        <w:t>PeQui</w:t>
-      </w:r>
-      <w:proofErr w:type="spellEnd"/>
-      <w:r>
-        <w:rPr>
-          <w:rFonts w:ascii="Times New Roman" w:hAnsi="Times New Roman" w:cs="Times New Roman"/>
-          <w:sz w:val="16"/>
-          <w:szCs w:val="16"/>
-          <w:lang w:val="en-US"/>
-        </w:rPr>
-        <w:t xml:space="preserve"> Project. Science and Justice, v. 54, p. 300–306, 2014.</w:t>
+        <w:t>MALDANER, A. O. et al. Brazilian Federal Police drug chemical profiling — The PeQui Project. Science and Justice, v. 54, p. 300–306, 2014.</w:t>
       </w:r>
     </w:p>
     <w:p>
@@ -9743,41 +8088,13 @@
         </w:rPr>
         <w:t xml:space="preserve">SCIENTIFIC WORKING GROUP FOR THE ANALYSIS OF SEIZED DRUGS (SWGDRUG). </w:t>
       </w:r>
-      <w:proofErr w:type="spellStart"/>
       <w:r>
         <w:rPr>
           <w:rFonts w:ascii="Times New Roman" w:hAnsi="Times New Roman" w:cs="Times New Roman"/>
           <w:sz w:val="16"/>
           <w:szCs w:val="16"/>
         </w:rPr>
-        <w:t>Recommendations</w:t>
-      </w:r>
-      <w:proofErr w:type="spellEnd"/>
-      <w:r>
-        <w:rPr>
-          <w:rFonts w:ascii="Times New Roman" w:hAnsi="Times New Roman" w:cs="Times New Roman"/>
-          <w:sz w:val="16"/>
-          <w:szCs w:val="16"/>
-        </w:rPr>
-        <w:t>. Rev. 8.1. [</w:t>
-      </w:r>
-      <w:proofErr w:type="spellStart"/>
-      <w:r>
-        <w:rPr>
-          <w:rFonts w:ascii="Times New Roman" w:hAnsi="Times New Roman" w:cs="Times New Roman"/>
-          <w:sz w:val="16"/>
-          <w:szCs w:val="16"/>
-        </w:rPr>
-        <w:t>S.l</w:t>
-      </w:r>
-      <w:proofErr w:type="spellEnd"/>
-      <w:r>
-        <w:rPr>
-          <w:rFonts w:ascii="Times New Roman" w:hAnsi="Times New Roman" w:cs="Times New Roman"/>
-          <w:sz w:val="16"/>
-          <w:szCs w:val="16"/>
-        </w:rPr>
-        <w:t>.]: SWGDRUG, 2022. Disponível em: https://www.swgdrug.org. Acesso em: maio 2026.</w:t>
+        <w:t>Recommendations. Rev. 8.1. [S.l.]: SWGDRUG, 2022. Disponível em: https://www.swgdrug.org. Acesso em: maio 2026.</w:t>
       </w:r>
     </w:p>
     <w:p>
@@ -9846,25 +8163,7 @@
           <w:sz w:val="16"/>
           <w:szCs w:val="16"/>
         </w:rPr>
-        <w:t xml:space="preserve">Boca </w:t>
-      </w:r>
-      <w:proofErr w:type="spellStart"/>
-      <w:r>
-        <w:rPr>
-          <w:rFonts w:ascii="Times New Roman" w:hAnsi="Times New Roman" w:cs="Times New Roman"/>
-          <w:sz w:val="16"/>
-          <w:szCs w:val="16"/>
-        </w:rPr>
-        <w:t>Raton</w:t>
-      </w:r>
-      <w:proofErr w:type="spellEnd"/>
-      <w:r>
-        <w:rPr>
-          <w:rFonts w:ascii="Times New Roman" w:hAnsi="Times New Roman" w:cs="Times New Roman"/>
-          <w:sz w:val="16"/>
-          <w:szCs w:val="16"/>
-        </w:rPr>
-        <w:t>: CRC Press, 1999.</w:t>
+        <w:t>Boca Raton: CRC Press, 1999.</w:t>
       </w:r>
     </w:p>
     <w:p>
@@ -9899,27 +8198,7 @@
           <w:szCs w:val="16"/>
           <w:lang w:val="en-US"/>
         </w:rPr>
-        <w:t xml:space="preserve">(Cap. 20 — </w:t>
-      </w:r>
-      <w:proofErr w:type="spellStart"/>
-      <w:r>
-        <w:rPr>
-          <w:rFonts w:ascii="Times New Roman" w:hAnsi="Times New Roman" w:cs="Times New Roman"/>
-          <w:sz w:val="16"/>
-          <w:szCs w:val="16"/>
-          <w:lang w:val="en-US"/>
-        </w:rPr>
-        <w:t>Aminas</w:t>
-      </w:r>
-      <w:proofErr w:type="spellEnd"/>
-      <w:r>
-        <w:rPr>
-          <w:rFonts w:ascii="Times New Roman" w:hAnsi="Times New Roman" w:cs="Times New Roman"/>
-          <w:sz w:val="16"/>
-          <w:szCs w:val="16"/>
-          <w:lang w:val="en-US"/>
-        </w:rPr>
-        <w:t>.)</w:t>
+        <w:t>(Cap. 20 — Aminas.)</w:t>
       </w:r>
     </w:p>
     <w:p>
@@ -9954,7 +8233,7 @@
         <w:pStyle w:val="PargrafodaLista"/>
         <w:numPr>
           <w:ilvl w:val="0"/>
-          <w:numId w:val="2"/>
+          <w:numId w:val="9"/>
         </w:numPr>
         <w:spacing w:before="40" w:after="60"/>
         <w:ind w:left="567"/>
@@ -9971,7 +8250,82 @@
           <w:sz w:val="16"/>
           <w:szCs w:val="16"/>
         </w:rPr>
-        <w:t>VASCONCELOS, F. R. P. de. Procedimento Operacional Padrão POP-QF-PHB-002: identificação analítica de substâncias entorpecentes por ensaios colorimétricos, análise botânica e FTIR-ATR. Parnaíba: NRPC/PHB / DEPOC / PCPI, 2026.</w:t>
+        <w:t xml:space="preserve">VASCONCELOS, F. R. P. de. Procedimento Operacional Padrão POP-QF-PHB-002: identificação analítica de substâncias entorpecentes por ensaios colorimétricos, análise botânica e FTIR-ATR. Parnaíba: NRPC/PHB / DEPOC / PCPI, 2026. </w:t>
+      </w:r>
+    </w:p>
+    <w:p>
+      <w:pPr>
+        <w:pStyle w:val="PargrafodaLista"/>
+        <w:numPr>
+          <w:ilvl w:val="0"/>
+          <w:numId w:val="9"/>
+        </w:numPr>
+        <w:spacing w:before="40" w:after="60"/>
+        <w:ind w:left="567"/>
+        <w:jc w:val="both"/>
+        <w:rPr>
+          <w:rFonts w:ascii="Times New Roman" w:hAnsi="Times New Roman" w:cs="Times New Roman"/>
+          <w:sz w:val="16"/>
+          <w:szCs w:val="16"/>
+        </w:rPr>
+      </w:pPr>
+      <w:r>
+        <w:rPr>
+          <w:rFonts w:ascii="Times New Roman" w:hAnsi="Times New Roman" w:cs="Times New Roman"/>
+          <w:sz w:val="16"/>
+          <w:szCs w:val="16"/>
+        </w:rPr>
+        <w:t>PIAUÍ. Polícia Civil do Estado do Piauí. Portaria nº 56-GDG/AN/2021, de 16 de setembro de 2021. Dispõe sobre procedimentos de apreensão, exame de constatação, laudo definitivo, contraprova e incineração de drogas no âmbito da PC-PI. Teresina: PC-PI, 2021. SEI nº 2393293.</w:t>
+      </w:r>
+    </w:p>
+    <w:p>
+      <w:pPr>
+        <w:pStyle w:val="PargrafodaLista"/>
+        <w:numPr>
+          <w:ilvl w:val="0"/>
+          <w:numId w:val="9"/>
+        </w:numPr>
+        <w:spacing w:before="40" w:after="60"/>
+        <w:ind w:left="567"/>
+        <w:jc w:val="both"/>
+        <w:rPr>
+          <w:rFonts w:ascii="Times New Roman" w:hAnsi="Times New Roman" w:cs="Times New Roman"/>
+          <w:sz w:val="16"/>
+          <w:szCs w:val="16"/>
+        </w:rPr>
+      </w:pPr>
+      <w:r>
+        <w:rPr>
+          <w:rFonts w:ascii="Times New Roman" w:hAnsi="Times New Roman" w:cs="Times New Roman"/>
+          <w:sz w:val="16"/>
+          <w:szCs w:val="16"/>
+        </w:rPr>
+        <w:t>PIAUÍ. Secretaria de Segurança Pública. Instrução Normativa nº 04/2025/SSP/PI, de 22 de novembro de 2025. Regula a integração DEPOC/PC-PI e a cadeia de custódia de vestígios. Diário Oficial do Estado do Piauí, n. 229, 28 nov. 2025.</w:t>
+      </w:r>
+    </w:p>
+    <w:p>
+      <w:pPr>
+        <w:pStyle w:val="PargrafodaLista"/>
+        <w:numPr>
+          <w:ilvl w:val="0"/>
+          <w:numId w:val="9"/>
+        </w:numPr>
+        <w:spacing w:before="40" w:after="60"/>
+        <w:ind w:left="567"/>
+        <w:jc w:val="both"/>
+        <w:rPr>
+          <w:rFonts w:ascii="Times New Roman" w:hAnsi="Times New Roman" w:cs="Times New Roman"/>
+          <w:sz w:val="16"/>
+          <w:szCs w:val="16"/>
+        </w:rPr>
+      </w:pPr>
+      <w:r>
+        <w:rPr>
+          <w:rFonts w:ascii="Times New Roman" w:hAnsi="Times New Roman" w:cs="Times New Roman"/>
+          <w:sz w:val="16"/>
+          <w:szCs w:val="16"/>
+        </w:rPr>
+        <w:t>PIAUÍ. Departamento de Polícia Científica. ITU-01/2024/CCV-DEPOC, de 21 de outubro de 2024. Instrução Técnica sobre embalagens-padrão rastreáveis e formulário de avaliação de vestígios (FAV). Teresina: DEPOC/PC-PI, 2024.</w:t>
       </w:r>
     </w:p>
     <w:p>
@@ -10031,7 +8385,7 @@
           <w:sz w:val="24"/>
           <w:szCs w:val="24"/>
         </w:rPr>
-        <w:t>10</w:t>
+        <w:t>[N]</w:t>
       </w:r>
       <w:r>
         <w:rPr>
@@ -10185,7 +8539,7 @@
         <w:noProof/>
       </w:rPr>
       <w:drawing>
-        <wp:anchor distT="0" distB="0" distL="114300" distR="114300" simplePos="0" relativeHeight="251664384" behindDoc="0" locked="0" layoutInCell="1" allowOverlap="1" wp14:anchorId="0045EE64" wp14:editId="17B903F6">
+        <wp:anchor distT="0" distB="0" distL="114300" distR="114300" simplePos="0" relativeHeight="251664384" behindDoc="0" locked="0" layoutInCell="1" allowOverlap="1" wp14:anchorId="426E0840" wp14:editId="123F495B">
           <wp:simplePos x="0" y="0"/>
           <wp:positionH relativeFrom="margin">
             <wp:posOffset>158115</wp:posOffset>
@@ -10342,7 +8696,7 @@
           <w:sz w:val="16"/>
           <w:szCs w:val="16"/>
         </w:rPr>
-        <w:t>c.</w:t>
+        <w:t>b.</w:t>
       </w:r>
       <w:r>
         <w:rPr>
@@ -10376,9 +8730,8 @@
           <w:sz w:val="16"/>
           <w:szCs w:val="16"/>
         </w:rPr>
-        <w:t xml:space="preserve">Cannabis </w:t>
-      </w:r>
-      <w:proofErr w:type="gramStart"/>
+        <w:t>Cannabis sp</w:t>
+      </w:r>
       <w:r>
         <w:rPr>
           <w:rFonts w:ascii="Times New Roman" w:eastAsia="Times New Roman" w:hAnsi="Times New Roman" w:cs="Times New Roman"/>
@@ -10386,15 +8739,6 @@
           <w:sz w:val="16"/>
           <w:szCs w:val="16"/>
         </w:rPr>
-        <w:t>sp</w:t>
-      </w:r>
-      <w:r>
-        <w:rPr>
-          <w:rFonts w:ascii="Times New Roman" w:eastAsia="Times New Roman" w:hAnsi="Times New Roman" w:cs="Times New Roman"/>
-          <w:i/>
-          <w:sz w:val="16"/>
-          <w:szCs w:val="16"/>
-        </w:rPr>
         <w:t>.</w:t>
       </w:r>
       <w:r>
@@ -10403,24 +8747,23 @@
           <w:sz w:val="16"/>
           <w:szCs w:val="16"/>
         </w:rPr>
-        <w:t>.</w:t>
-      </w:r>
-      <w:proofErr w:type="gramEnd"/>
+        <w:t>. As</w:t>
+      </w:r>
+      <w:r>
+        <w:rPr>
+          <w:rFonts w:ascii="Times New Roman" w:eastAsia="Times New Roman" w:hAnsi="Times New Roman" w:cs="Times New Roman"/>
+          <w:sz w:val="24"/>
+          <w:szCs w:val="24"/>
+        </w:rPr>
+        <w:t xml:space="preserve"> </w:t>
+      </w:r>
       <w:r>
         <w:rPr>
           <w:rFonts w:ascii="Times New Roman" w:eastAsia="Times New Roman" w:hAnsi="Times New Roman" w:cs="Times New Roman"/>
           <w:sz w:val="16"/>
           <w:szCs w:val="16"/>
         </w:rPr>
-        <w:t xml:space="preserve"> As</w:t>
-      </w:r>
-      <w:r>
-        <w:rPr>
-          <w:rFonts w:ascii="Times New Roman" w:eastAsia="Times New Roman" w:hAnsi="Times New Roman" w:cs="Times New Roman"/>
-          <w:sz w:val="24"/>
-          <w:szCs w:val="24"/>
-        </w:rPr>
-        <w:t xml:space="preserve"> </w:t>
+        <w:t>frações selecionadas foram submetidas aos exames macroscópico-botânico, colorimétrico presuntivo e instrumental confirmatório</w:t>
       </w:r>
       <w:r>
         <w:rPr>
@@ -10428,96 +8771,70 @@
           <w:sz w:val="16"/>
           <w:szCs w:val="16"/>
         </w:rPr>
-        <w:t>frações selecionadas foram submetidas aos exames macroscópico-botânico, colorimétrico presuntivo e instrumental confirmatório</w:t>
-      </w:r>
-      <w:r>
-        <w:rPr>
-          <w:rFonts w:ascii="Times New Roman" w:eastAsia="Times New Roman" w:hAnsi="Times New Roman" w:cs="Times New Roman"/>
+        <w:t>.</w:t>
+      </w:r>
+    </w:p>
+  </w:footnote>
+  <w:footnote w:id="3">
+    <w:p>
+      <w:pPr>
+        <w:jc w:val="both"/>
+        <w:rPr>
+          <w:rFonts w:ascii="Times New Roman" w:hAnsi="Times New Roman" w:cs="Times New Roman"/>
           <w:sz w:val="16"/>
           <w:szCs w:val="16"/>
         </w:rPr>
-        <w:t>.</w:t>
-      </w:r>
-    </w:p>
-  </w:footnote>
-  <w:footnote w:id="3">
-    <w:p>
-      <w:pPr>
-        <w:jc w:val="both"/>
-        <w:rPr>
+      </w:pPr>
+      <w:r>
+        <w:rPr>
+          <w:rStyle w:val="Refdenotaderodap"/>
           <w:rFonts w:ascii="Times New Roman" w:hAnsi="Times New Roman" w:cs="Times New Roman"/>
           <w:sz w:val="16"/>
           <w:szCs w:val="16"/>
         </w:rPr>
-      </w:pPr>
-      <w:r>
-        <w:rPr>
-          <w:rStyle w:val="Refdenotaderodap"/>
+        <w:footnoteRef/>
+      </w:r>
+      <w:r>
+        <w:rPr>
           <w:rFonts w:ascii="Times New Roman" w:hAnsi="Times New Roman" w:cs="Times New Roman"/>
           <w:sz w:val="16"/>
           <w:szCs w:val="16"/>
         </w:rPr>
-        <w:footnoteRef/>
-      </w:r>
+        <w:t xml:space="preserve">INTERFERÊNCIA POR ADULTERANTES — TESTE DE SCOTT: O ensaio de Scott pode apresentar resultado presuntivo positivo na presença de adulterantes anestésicos locais (lidocaína, procaína, </w:t>
+      </w:r>
+      <w:proofErr w:type="spellStart"/>
       <w:r>
         <w:rPr>
           <w:rFonts w:ascii="Times New Roman" w:hAnsi="Times New Roman" w:cs="Times New Roman"/>
           <w:sz w:val="16"/>
           <w:szCs w:val="16"/>
         </w:rPr>
-        <w:t xml:space="preserve">INTERFERÊNCIA POR ADULTERANTES — TESTE DE SCOTT: O ensaio de Scott pode apresentar resultado presuntivo positivo na presença de adulterantes anestésicos locais (lidocaína, procaína, </w:t>
-      </w:r>
-      <w:proofErr w:type="spellStart"/>
+        <w:t>benzocaína</w:t>
+      </w:r>
+      <w:proofErr w:type="spellEnd"/>
       <w:r>
         <w:rPr>
           <w:rFonts w:ascii="Times New Roman" w:hAnsi="Times New Roman" w:cs="Times New Roman"/>
           <w:sz w:val="16"/>
           <w:szCs w:val="16"/>
         </w:rPr>
-        <w:t>benzocaína</w:t>
-      </w:r>
-      <w:proofErr w:type="spellEnd"/>
+        <w:t>) em concentração elevada. Esta ambiguidade é integralmente resolvida pelo FTIR-ATR confirmatório (Cat. A/SWGDRUG), cujos espectros de cocaína e anestésicos locais são inconfundíveis por apresentarem bandas diagnósticas distintas (lidocaína: amida secundária ν C=O ~1665 cm⁻¹; fenacetina: ν C=O</w:t>
+      </w:r>
       <w:r>
         <w:rPr>
           <w:rFonts w:ascii="Times New Roman" w:hAnsi="Times New Roman" w:cs="Times New Roman"/>
           <w:sz w:val="16"/>
           <w:szCs w:val="16"/>
         </w:rPr>
-        <w:t>) em concentração elevada. Esta ambiguidade é integralmente resolvida pelo FTIR-ATR confirmatório (Cat. A/SWGDRUG), cujos espectros de cocaína e anestésicos locais são inconfundíveis por apresentarem bandas diagnósticas distintas (lidocaína: amida secundária ν C=O ~1665 cm⁻¹; fenacetina: ν C=</w:t>
-      </w:r>
-      <w:proofErr w:type="gramStart"/>
+        <w:t xml:space="preserve"> </w:t>
+      </w:r>
       <w:r>
         <w:rPr>
           <w:rFonts w:ascii="Times New Roman" w:hAnsi="Times New Roman" w:cs="Times New Roman"/>
           <w:sz w:val="16"/>
           <w:szCs w:val="16"/>
         </w:rPr>
-        <w:t>O</w:t>
-      </w:r>
-      <w:r>
-        <w:rPr>
-          <w:rFonts w:ascii="Times New Roman" w:hAnsi="Times New Roman" w:cs="Times New Roman"/>
-          <w:sz w:val="16"/>
-          <w:szCs w:val="16"/>
-        </w:rPr>
-        <w:t xml:space="preserve"> </w:t>
-      </w:r>
-      <w:r>
-        <w:rPr>
-          <w:rFonts w:ascii="Times New Roman" w:hAnsi="Times New Roman" w:cs="Times New Roman"/>
-          <w:sz w:val="16"/>
-          <w:szCs w:val="16"/>
-        </w:rPr>
-        <w:t>amida</w:t>
-      </w:r>
-      <w:proofErr w:type="gramEnd"/>
-      <w:r>
-        <w:rPr>
-          <w:rFonts w:ascii="Times New Roman" w:hAnsi="Times New Roman" w:cs="Times New Roman"/>
-          <w:sz w:val="16"/>
-          <w:szCs w:val="16"/>
-        </w:rPr>
-        <w:t xml:space="preserve"> ~1660 cm⁻¹; cafeína: ν C=O </w:t>
+        <w:t xml:space="preserve">amida ~1660 cm⁻¹; cafeína: ν C=O </w:t>
       </w:r>
       <w:proofErr w:type="spellStart"/>
       <w:r>
@@ -10636,7 +8953,7 @@
     <w:p>
       <w:pPr>
         <w:pStyle w:val="PargrafodaLista"/>
-        <w:spacing w:before="80" w:after="80" w:line="276" w:lineRule="auto"/>
+        <w:spacing w:before="80" w:after="80"/>
         <w:jc w:val="both"/>
         <w:rPr>
           <w:rFonts w:ascii="Times New Roman" w:hAnsi="Times New Roman" w:cs="Times New Roman"/>
@@ -11004,7 +9321,7 @@
               <w:lang w:eastAsia="pt-BR" w:bidi="ar-SA"/>
             </w:rPr>
             <w:drawing>
-              <wp:anchor distT="0" distB="0" distL="114300" distR="114300" simplePos="0" relativeHeight="251666432" behindDoc="0" locked="0" layoutInCell="1" allowOverlap="1" wp14:anchorId="3F740D73" wp14:editId="6234BDD5">
+              <wp:anchor distT="0" distB="0" distL="114300" distR="114300" simplePos="0" relativeHeight="251666432" behindDoc="0" locked="0" layoutInCell="1" allowOverlap="1" wp14:anchorId="6D050831" wp14:editId="75183489">
                 <wp:simplePos x="0" y="0"/>
                 <wp:positionH relativeFrom="margin">
                   <wp:posOffset>-142875</wp:posOffset>
@@ -11088,7 +9405,7 @@
               <w:lang w:eastAsia="pt-BR" w:bidi="ar-SA"/>
             </w:rPr>
             <w:drawing>
-              <wp:anchor distT="0" distB="0" distL="114300" distR="114300" simplePos="0" relativeHeight="251667456" behindDoc="0" locked="0" layoutInCell="1" allowOverlap="1" wp14:anchorId="1C63720B" wp14:editId="7B81DDBA">
+              <wp:anchor distT="0" distB="0" distL="114300" distR="114300" simplePos="0" relativeHeight="251667456" behindDoc="0" locked="0" layoutInCell="1" allowOverlap="1" wp14:anchorId="3CA46BF9" wp14:editId="0ACF0135">
                 <wp:simplePos x="0" y="0"/>
                 <wp:positionH relativeFrom="margin">
                   <wp:posOffset>4217670</wp:posOffset>
@@ -12140,6 +10457,18 @@
   </w:num>
   <w:num w:numId="8">
     <w:abstractNumId w:val="5"/>
+  </w:num>
+  <w:num w:numId="9">
+    <w:abstractNumId w:val="0"/>
+    <w:lvlOverride w:ilvl="0"/>
+    <w:lvlOverride w:ilvl="1"/>
+    <w:lvlOverride w:ilvl="2"/>
+    <w:lvlOverride w:ilvl="3"/>
+    <w:lvlOverride w:ilvl="4"/>
+    <w:lvlOverride w:ilvl="5"/>
+    <w:lvlOverride w:ilvl="6"/>
+    <w:lvlOverride w:ilvl="7"/>
+    <w:lvlOverride w:ilvl="8"/>
   </w:num>
 </w:numbering>
 </file>
